--- a/lessons/8-3/downloads/8-3-notes-teacher.docx
+++ b/lessons/8-3/downloads/8-3-notes-teacher.docx
@@ -14,7 +14,7 @@
           <w:sz w:val="18"/>
           <w:szCs w:val="18"/>
         </w:rPr>
-        <w:t xml:space="preserve">UNIT 8  ·  LESSON 3      STANDARD 6.SP.5C</w:t>
+        <w:t xml:space="preserve">UNIT 8  ·  LESSON 3      STANDARD 6.DS.6C</w:t>
       </w:r>
     </w:p>
     <w:p>
@@ -1541,7 +1541,7 @@
           <w:sz w:val="20"/>
           <w:szCs w:val="20"/>
         </w:rPr>
-        <w:t xml:space="preserve">•  Both players have the same mean. What is different about their scores?</w:t>
+        <w:t xml:space="preserve">•  Both players have the same mean. Looking at the listed scores, what is different about them?</w:t>
       </w:r>
     </w:p>
     <w:p>
@@ -1554,7 +1554,7 @@
           <w:sz w:val="20"/>
           <w:szCs w:val="20"/>
         </w:rPr>
-        <w:t xml:space="preserve">•  Which player's scores stay closer to 20?</w:t>
+        <w:t xml:space="preserve">•  Using the dot plot of Player A's scores and the scores listed for Player B in the story, which player's scores stay closer to 20?</w:t>
       </w:r>
     </w:p>
     <w:p>
@@ -2010,7 +2010,7 @@
                 <w:sz w:val="21"/>
                 <w:szCs w:val="21"/>
               </w:rPr>
-              <w:t xml:space="preserve">Two soccer goalkeepers track goals allowed per game over 6 games. Keeper A: 1, 2, 1, 3, 2, 1 (mean = 1.67, MAD ≈ 0.56). Keeper B: 0, 4, 1, 3, 0, 2 (mean = 1.67, MAD ≈ 1.22). The coach needs to pick a starter for the championship game.</w:t>
+              <w:t xml:space="preserve">Two soccer goalkeepers track goals allowed per game over 6 games. Keeper A: 1, 2, 1, 3, 2, 1 (mean = 1.67, MAD ≈ 0.67). Keeper B: 0, 4, 1, 3, 0, 2 (mean = 1.67, MAD ≈ 1.33). The coach needs to pick a starter for the championship game.</w:t>
             </w:r>
           </w:p>
           <w:p>
@@ -2359,7 +2359,7 @@
           <w:sz w:val="21"/>
           <w:szCs w:val="21"/>
         </w:rPr>
-        <w:t xml:space="preserve">Two keepers both allow a mean of 1.67 goals, but Keeper A's MAD is 0.56 and Keeper B's is 1.22. Which keeper should the coach start in the championship, and why?</w:t>
+        <w:t xml:space="preserve">Two keepers both allow a mean of 1.67 goals, but Keeper A's MAD is 0.67 and Keeper B's is 1.33. Which keeper should the coach start in the championship, and why?</w:t>
       </w:r>
     </w:p>
     <w:p>
@@ -2630,6 +2630,32 @@
           <w:szCs w:val="19"/>
         </w:rPr>
         <w:t xml:space="preserve">Solve each problem. Show your thinking in the work box.</w:t>
+      </w:r>
+    </w:p>
+    <w:p>
+      <w:pPr>
+        <w:pStyle w:val="Heading2"/>
+        <w:spacing w:after="80" w:before="180"/>
+      </w:pPr>
+      <w:r>
+        <w:rPr>
+          <w:b/>
+          <w:bCs/>
+          <w:color w:val="12355B"/>
+          <w:sz w:val="24"/>
+          <w:szCs w:val="24"/>
+        </w:rPr>
+        <w:t xml:space="preserve">Level 1 Support</w:t>
+      </w:r>
+      <w:r>
+        <w:rPr>
+          <w:i/>
+          <w:iCs/>
+          <w:color w:val="1FA6A2"/>
+          <w:sz w:val="19"/>
+          <w:szCs w:val="19"/>
+        </w:rPr>
+        <w:t xml:space="preserve">   extra scaffolding</w:t>
       </w:r>
     </w:p>
     <w:p>
@@ -2894,6 +2920,32 @@
     </w:tbl>
     <w:p>
       <w:pPr>
+        <w:pStyle w:val="Heading2"/>
+        <w:spacing w:after="80" w:before="180"/>
+      </w:pPr>
+      <w:r>
+        <w:rPr>
+          <w:b/>
+          <w:bCs/>
+          <w:color w:val="12355B"/>
+          <w:sz w:val="24"/>
+          <w:szCs w:val="24"/>
+        </w:rPr>
+        <w:t xml:space="preserve">On Level</w:t>
+      </w:r>
+      <w:r>
+        <w:rPr>
+          <w:i/>
+          <w:iCs/>
+          <w:color w:val="12355B"/>
+          <w:sz w:val="19"/>
+          <w:szCs w:val="19"/>
+        </w:rPr>
+        <w:t xml:space="preserve">   grade-level practice</w:t>
+      </w:r>
+    </w:p>
+    <w:p>
+      <w:pPr>
         <w:keepNext/>
         <w:spacing w:after="60" w:before="160"/>
       </w:pPr>
@@ -3024,136 +3076,6 @@
     </w:tbl>
     <w:p>
       <w:pPr>
-        <w:keepNext/>
-        <w:spacing w:after="60" w:before="160"/>
-      </w:pPr>
-      <w:r>
-        <w:rPr>
-          <w:b/>
-          <w:bCs/>
-          <w:color w:val="12355B"/>
-          <w:sz w:val="22"/>
-          <w:szCs w:val="22"/>
-        </w:rPr>
-        <w:t xml:space="preserve">4.  </w:t>
-      </w:r>
-      <w:r>
-        <w:rPr>
-          <w:b/>
-          <w:bCs/>
-          <w:sz w:val="21"/>
-          <w:szCs w:val="21"/>
-        </w:rPr>
-        <w:t xml:space="preserve">A guard scored 2, 4, 6, 8 points in four scrimmages, so the mean is 5 points. The distances from the mean are 3, 1, 1, 3. What is the mean absolute deviation (MAD)?</w:t>
-      </w:r>
-    </w:p>
-    <w:p>
-      <w:pPr>
-        <w:spacing w:after="40"/>
-        <w:ind w:left="420"/>
-      </w:pPr>
-      <w:r>
-        <w:rPr>
-          <w:sz w:val="20"/>
-          <w:szCs w:val="20"/>
-        </w:rPr>
-        <w:t xml:space="preserve">A)  1</w:t>
-      </w:r>
-    </w:p>
-    <w:p>
-      <w:pPr>
-        <w:spacing w:after="40"/>
-        <w:ind w:left="420"/>
-      </w:pPr>
-      <w:r>
-        <w:rPr>
-          <w:sz w:val="20"/>
-          <w:szCs w:val="20"/>
-        </w:rPr>
-        <w:t xml:space="preserve">B)  2</w:t>
-      </w:r>
-    </w:p>
-    <w:p>
-      <w:pPr>
-        <w:spacing w:after="40"/>
-        <w:ind w:left="420"/>
-      </w:pPr>
-      <w:r>
-        <w:rPr>
-          <w:sz w:val="20"/>
-          <w:szCs w:val="20"/>
-        </w:rPr>
-        <w:t xml:space="preserve">C)  5</w:t>
-      </w:r>
-    </w:p>
-    <w:p>
-      <w:pPr>
-        <w:spacing w:after="40"/>
-        <w:ind w:left="420"/>
-      </w:pPr>
-      <w:r>
-        <w:rPr>
-          <w:sz w:val="20"/>
-          <w:szCs w:val="20"/>
-        </w:rPr>
-        <w:t xml:space="preserve">D)  8</w:t>
-      </w:r>
-    </w:p>
-    <w:p>
-      <w:pPr>
-        <w:spacing w:after="20"/>
-      </w:pPr>
-      <w:r>
-        <w:t xml:space="preserve"/>
-      </w:r>
-    </w:p>
-    <w:tbl>
-      <w:tblPr>
-        <w:tblW w:type="pct" w:w="100%"/>
-        <w:tblBorders>
-          <w:top w:val="single" w:color="C7D2DD" w:sz="6"/>
-          <w:left w:val="single" w:color="C7D2DD" w:sz="6"/>
-          <w:bottom w:val="single" w:color="C7D2DD" w:sz="6"/>
-          <w:right w:val="single" w:color="C7D2DD" w:sz="6"/>
-          <w:insideH w:val="single" w:color="auto" w:sz="4"/>
-          <w:insideV w:val="single" w:color="auto" w:sz="4"/>
-        </w:tblBorders>
-      </w:tblPr>
-      <w:tblGrid>
-        <w:gridCol w:w="100"/>
-      </w:tblGrid>
-      <w:tr>
-        <w:tc>
-          <w:tcPr>
-            <w:shd w:fill="FBF3E2" w:color="auto" w:val="clear"/>
-            <w:tcMar>
-              <w:top w:type="dxa" w:w="60"/>
-              <w:left w:type="dxa" w:w="120"/>
-              <w:bottom w:type="dxa" w:w="60"/>
-              <w:right w:type="dxa" w:w="120"/>
-            </w:tcMar>
-          </w:tcPr>
-          <w:p>
-            <w:pPr>
-              <w:spacing w:after="0" w:line="320"/>
-            </w:pPr>
-            <w:r>
-              <w:t xml:space="preserve"/>
-            </w:r>
-          </w:p>
-          <w:p>
-            <w:pPr>
-              <w:spacing w:after="0" w:line="320"/>
-            </w:pPr>
-            <w:r>
-              <w:t xml:space="preserve"/>
-            </w:r>
-          </w:p>
-        </w:tc>
-      </w:tr>
-    </w:tbl>
-    <w:p>
-      <w:pPr>
         <w:pStyle w:val="Heading1"/>
         <w:pageBreakBefore/>
         <w:pBdr>
@@ -3522,23 +3444,17 @@
     </w:p>
     <w:p>
       <w:pPr>
-        <w:spacing w:after="80"/>
-      </w:pPr>
-      <w:r>
-        <w:rPr>
-          <w:b/>
-          <w:bCs/>
-          <w:sz w:val="21"/>
-          <w:szCs w:val="21"/>
-        </w:rPr>
-        <w:t xml:space="preserve">1.  </w:t>
-      </w:r>
-      <w:r>
-        <w:rPr>
-          <w:sz w:val="21"/>
-          <w:szCs w:val="21"/>
-        </w:rPr>
-        <w:t xml:space="preserve">A)  6</w:t>
+        <w:spacing w:after="100"/>
+      </w:pPr>
+      <w:r>
+        <w:rPr>
+          <w:b/>
+          <w:bCs/>
+          <w:color w:val="B97A12"/>
+          <w:sz w:val="20"/>
+          <w:szCs w:val="20"/>
+        </w:rPr>
+        <w:t xml:space="preserve">Watch for this mistake:  </w:t>
       </w:r>
       <w:r>
         <w:rPr>
@@ -3548,7 +3464,23 @@
           <w:sz w:val="19"/>
           <w:szCs w:val="19"/>
         </w:rPr>
-        <w:t xml:space="preserve">  — Deviation = 26 − 20 = 6. Absolute deviation = |6| = 6.</w:t>
+        <w:t xml:space="preserve">A common mistake in Mean Absolute Deviation is adding the signed deviations (value − mean) instead of their absolute values, so the positives and negatives cancel out to 0. For 6, 8, 10, 12 (mean = 9), the deviations are −3, −1, 1, 3 — they sum to 0, but that is NOT the MAD. Before averaging, take the absolute value of every deviation so each becomes a positive distance: |−3| = 3, |−1| = 1, |1| = 1, |3| = 3. Sum = 8, so MAD = 8 ÷ 4 = 2. A MAD of exactly 0 is a warning sign — it only happens if every value in the data set equals the mean.</w:t>
+      </w:r>
+    </w:p>
+    <w:p>
+      <w:pPr>
+        <w:pStyle w:val="Heading2"/>
+        <w:spacing w:after="80" w:before="180"/>
+      </w:pPr>
+      <w:r>
+        <w:rPr>
+          <w:b/>
+          <w:bCs/>
+          <w:color w:val="12355B"/>
+          <w:sz w:val="24"/>
+          <w:szCs w:val="24"/>
+        </w:rPr>
+        <w:t xml:space="preserve">Level 1 Support</w:t>
       </w:r>
     </w:p>
     <w:p>
@@ -3562,14 +3494,14 @@
           <w:sz w:val="21"/>
           <w:szCs w:val="21"/>
         </w:rPr>
-        <w:t xml:space="preserve">2.  </w:t>
-      </w:r>
-      <w:r>
-        <w:rPr>
-          <w:sz w:val="21"/>
-          <w:szCs w:val="21"/>
-        </w:rPr>
-        <w:t xml:space="preserve">A)  Team A — lower MAD means scores are closer to the mean</w:t>
+        <w:t xml:space="preserve">1.  </w:t>
+      </w:r>
+      <w:r>
+        <w:rPr>
+          <w:sz w:val="21"/>
+          <w:szCs w:val="21"/>
+        </w:rPr>
+        <w:t xml:space="preserve">A)  6</w:t>
       </w:r>
       <w:r>
         <w:rPr>
@@ -3579,7 +3511,7 @@
           <w:sz w:val="19"/>
           <w:szCs w:val="19"/>
         </w:rPr>
-        <w:t xml:space="preserve">  — Lower MAD means less spread — Team A's scores stay closer to their average, making them more consistent.</w:t>
+        <w:t xml:space="preserve">  — Deviation = 26 − 20 = 6. Absolute deviation = |6| = 6.</w:t>
       </w:r>
     </w:p>
     <w:p>
@@ -3593,14 +3525,14 @@
           <w:sz w:val="21"/>
           <w:szCs w:val="21"/>
         </w:rPr>
-        <w:t xml:space="preserve">3.  </w:t>
-      </w:r>
-      <w:r>
-        <w:rPr>
-          <w:sz w:val="21"/>
-          <w:szCs w:val="21"/>
-        </w:rPr>
-        <w:t xml:space="preserve">A)  Runner A — lower MAD means more consistent times</w:t>
+        <w:t xml:space="preserve">2.  </w:t>
+      </w:r>
+      <w:r>
+        <w:rPr>
+          <w:sz w:val="21"/>
+          <w:szCs w:val="21"/>
+        </w:rPr>
+        <w:t xml:space="preserve">A)  Team A — lower MAD means scores are closer to the mean</w:t>
       </w:r>
       <w:r>
         <w:rPr>
@@ -3610,7 +3542,23 @@
           <w:sz w:val="19"/>
           <w:szCs w:val="19"/>
         </w:rPr>
-        <w:t xml:space="preserve">  — Runner A's MAD of 1.2 means times are usually within 1.2 seconds of 60. Runner B's times vary more widely. For reliability, pick Runner A.</w:t>
+        <w:t xml:space="preserve">  — Lower MAD means less spread — Team A's scores stay closer to their average, making them more consistent.</w:t>
+      </w:r>
+    </w:p>
+    <w:p>
+      <w:pPr>
+        <w:pStyle w:val="Heading2"/>
+        <w:spacing w:after="80" w:before="180"/>
+      </w:pPr>
+      <w:r>
+        <w:rPr>
+          <w:b/>
+          <w:bCs/>
+          <w:color w:val="12355B"/>
+          <w:sz w:val="24"/>
+          <w:szCs w:val="24"/>
+        </w:rPr>
+        <w:t xml:space="preserve">On Level</w:t>
       </w:r>
     </w:p>
     <w:p>
@@ -3624,14 +3572,14 @@
           <w:sz w:val="21"/>
           <w:szCs w:val="21"/>
         </w:rPr>
-        <w:t xml:space="preserve">4.  </w:t>
-      </w:r>
-      <w:r>
-        <w:rPr>
-          <w:sz w:val="21"/>
-          <w:szCs w:val="21"/>
-        </w:rPr>
-        <w:t xml:space="preserve">B)  2</w:t>
+        <w:t xml:space="preserve">3.  </w:t>
+      </w:r>
+      <w:r>
+        <w:rPr>
+          <w:sz w:val="21"/>
+          <w:szCs w:val="21"/>
+        </w:rPr>
+        <w:t xml:space="preserve">A)  Runner A — lower MAD means more consistent times</w:t>
       </w:r>
       <w:r>
         <w:rPr>
@@ -3641,7 +3589,7 @@
           <w:sz w:val="19"/>
           <w:szCs w:val="19"/>
         </w:rPr>
-        <w:t xml:space="preserve">  — Add the distances: 3 + 1 + 1 + 3 = 8. Divide by the 4 games: 8 ÷ 4 = 2. The MAD is 2 points.</w:t>
+        <w:t xml:space="preserve">  — Runner A's MAD of 1.2 means times are usually within 1.2 seconds of 60. Runner B's times vary more widely. For reliability, pick Runner A.</w:t>
       </w:r>
     </w:p>
     <w:p>

--- a/lessons/8-3/downloads/8-3-notes-teacher.docx
+++ b/lessons/8-3/downloads/8-3-notes-teacher.docx
@@ -1423,7 +1423,22 @@
           <w:sz w:val="30"/>
           <w:szCs w:val="30"/>
         </w:rPr>
-        <w:t xml:space="preserve">Worked Example</w:t>
+        <w:t xml:space="preserve">Write About the Math</w:t>
+      </w:r>
+    </w:p>
+    <w:p>
+      <w:pPr>
+        <w:spacing w:after="100"/>
+      </w:pPr>
+      <w:r>
+        <w:rPr>
+          <w:i/>
+          <w:iCs/>
+          <w:color w:val="5F6F80"/>
+          <w:sz w:val="19"/>
+          <w:szCs w:val="19"/>
+        </w:rPr>
+        <w:t xml:space="preserve">Use the support level you need. Every level answers the same math question.</w:t>
       </w:r>
     </w:p>
     <w:p>
@@ -1439,17 +1454,17 @@
           <w:sz w:val="24"/>
           <w:szCs w:val="24"/>
         </w:rPr>
-        <w:t xml:space="preserve">Watch &amp; Read</w:t>
+        <w:t xml:space="preserve">1. Understand the Question</w:t>
       </w:r>
       <w:r>
         <w:rPr>
           <w:i/>
           <w:iCs/>
-          <w:color w:val="1FA6A2"/>
-          <w:sz w:val="19"/>
-          <w:szCs w:val="19"/>
-        </w:rPr>
-        <w:t xml:space="preserve">   I Do — follow along with your teacher</w:t>
+          <w:color w:val="B97A12"/>
+          <w:sz w:val="19"/>
+          <w:szCs w:val="19"/>
+        </w:rPr>
+        <w:t xml:space="preserve">   explain</w:t>
       </w:r>
     </w:p>
     <w:tbl>
@@ -1484,25 +1499,360 @@
             </w:pPr>
             <w:r>
               <w:rPr>
+                <w:color w:val="1A2733"/>
+                <w:sz w:val="21"/>
+                <w:szCs w:val="21"/>
+              </w:rPr>
+              <w:t xml:space="preserve">To find the MAD for Player A (18, 22, 20, 24, 16, mean 20), why do we take the ABSOLUTE VALUE of each deviation before averaging?</w:t>
+            </w:r>
+          </w:p>
+          <w:p>
+            <w:pPr>
+              <w:spacing w:after="0"/>
+            </w:pPr>
+            <w:r>
+              <w:rPr>
                 <w:b/>
                 <w:bCs/>
                 <w:color w:val="12355B"/>
-                <w:sz w:val="22"/>
-                <w:szCs w:val="22"/>
+                <w:sz w:val="20"/>
+                <w:szCs w:val="20"/>
               </w:rPr>
-              <w:t xml:space="preserve">Player Consistency Report</w:t>
-            </w:r>
-          </w:p>
-          <w:p>
-            <w:pPr>
-              <w:spacing w:after="0"/>
-            </w:pPr>
+              <w:t xml:space="preserve">Your job:  </w:t>
+            </w:r>
             <w:r>
               <w:rPr>
+                <w:sz w:val="20"/>
+                <w:szCs w:val="20"/>
+              </w:rPr>
+              <w:t xml:space="preserve">Answer the question. Use math evidence. Explain how the evidence proves your answer.</w:t>
+            </w:r>
+            <w:r>
+              <w:rPr>
+                <w:i/>
+                <w:iCs/>
+                <w:color w:val="5F6F80"/>
+                <w:sz w:val="18"/>
+                <w:szCs w:val="18"/>
+              </w:rPr>
+              <w:br/>
+              <w:t xml:space="preserve">Responde la pregunta. Usa evidencia matemática. Explica cómo la evidencia demuestra tu respuesta.</w:t>
+            </w:r>
+          </w:p>
+        </w:tc>
+      </w:tr>
+    </w:tbl>
+    <w:p>
+      <w:pPr>
+        <w:pStyle w:val="Heading2"/>
+        <w:spacing w:after="80" w:before="180"/>
+      </w:pPr>
+      <w:r>
+        <w:rPr>
+          <w:b/>
+          <w:bCs/>
+          <w:color w:val="12355B"/>
+          <w:sz w:val="24"/>
+          <w:szCs w:val="24"/>
+        </w:rPr>
+        <w:t xml:space="preserve">2. Plan Your Math Words</w:t>
+      </w:r>
+      <w:r>
+        <w:rPr>
+          <w:i/>
+          <w:iCs/>
+          <w:color w:val="1FA6A2"/>
+          <w:sz w:val="19"/>
+          <w:szCs w:val="19"/>
+        </w:rPr>
+        <w:t xml:space="preserve">   check at least two</w:t>
+      </w:r>
+    </w:p>
+    <w:p>
+      <w:pPr>
+        <w:spacing w:after="60"/>
+      </w:pPr>
+      <w:r>
+        <w:rPr>
+          <w:b/>
+          <w:bCs/>
+          <w:color w:val="1FA6A2"/>
+          <w:sz w:val="22"/>
+          <w:szCs w:val="22"/>
+        </w:rPr>
+        <w:t xml:space="preserve">☐  </w:t>
+      </w:r>
+      <w:r>
+        <w:rPr>
+          <w:b/>
+          <w:bCs/>
+          <w:color w:val="12355B"/>
+          <w:sz w:val="20"/>
+          <w:szCs w:val="20"/>
+        </w:rPr>
+        <w:t xml:space="preserve">Mean Absolute Deviation — </w:t>
+      </w:r>
+      <w:r>
+        <w:rPr>
+          <w:sz w:val="20"/>
+          <w:szCs w:val="20"/>
+        </w:rPr>
+        <w:t xml:space="preserve">The average distance of each number from the mean.</w:t>
+      </w:r>
+      <w:r>
+        <w:rPr>
+          <w:i/>
+          <w:iCs/>
+          <w:color w:val="5F6F80"/>
+          <w:sz w:val="18"/>
+          <w:szCs w:val="18"/>
+        </w:rPr>
+        <w:br/>
+        <w:t xml:space="preserve">Desviación media absoluta — La distancia promedio de cada número a la media.</w:t>
+      </w:r>
+    </w:p>
+    <w:p>
+      <w:pPr>
+        <w:spacing w:after="60"/>
+      </w:pPr>
+      <w:r>
+        <w:rPr>
+          <w:b/>
+          <w:bCs/>
+          <w:color w:val="1FA6A2"/>
+          <w:sz w:val="22"/>
+          <w:szCs w:val="22"/>
+        </w:rPr>
+        <w:t xml:space="preserve">☐  </w:t>
+      </w:r>
+      <w:r>
+        <w:rPr>
+          <w:b/>
+          <w:bCs/>
+          <w:color w:val="12355B"/>
+          <w:sz w:val="20"/>
+          <w:szCs w:val="20"/>
+        </w:rPr>
+        <w:t xml:space="preserve">Deviation — </w:t>
+      </w:r>
+      <w:r>
+        <w:rPr>
+          <w:sz w:val="20"/>
+          <w:szCs w:val="20"/>
+        </w:rPr>
+        <w:t xml:space="preserve">How far a number is from the mean.</w:t>
+      </w:r>
+      <w:r>
+        <w:rPr>
+          <w:i/>
+          <w:iCs/>
+          <w:color w:val="5F6F80"/>
+          <w:sz w:val="18"/>
+          <w:szCs w:val="18"/>
+        </w:rPr>
+        <w:br/>
+        <w:t xml:space="preserve">Desviación — Qué tan lejos está un número de la media.</w:t>
+      </w:r>
+    </w:p>
+    <w:p>
+      <w:pPr>
+        <w:spacing w:after="60"/>
+      </w:pPr>
+      <w:r>
+        <w:rPr>
+          <w:b/>
+          <w:bCs/>
+          <w:color w:val="1FA6A2"/>
+          <w:sz w:val="22"/>
+          <w:szCs w:val="22"/>
+        </w:rPr>
+        <w:t xml:space="preserve">☐  </w:t>
+      </w:r>
+      <w:r>
+        <w:rPr>
+          <w:b/>
+          <w:bCs/>
+          <w:color w:val="12355B"/>
+          <w:sz w:val="20"/>
+          <w:szCs w:val="20"/>
+        </w:rPr>
+        <w:t xml:space="preserve">Absolute Value — </w:t>
+      </w:r>
+      <w:r>
+        <w:rPr>
+          <w:sz w:val="20"/>
+          <w:szCs w:val="20"/>
+        </w:rPr>
+        <w:t xml:space="preserve">How far a number is from zero. It is always positive.</w:t>
+      </w:r>
+      <w:r>
+        <w:rPr>
+          <w:i/>
+          <w:iCs/>
+          <w:color w:val="5F6F80"/>
+          <w:sz w:val="18"/>
+          <w:szCs w:val="18"/>
+        </w:rPr>
+        <w:br/>
+        <w:t xml:space="preserve">Valor absoluto — Qué tan lejos está un número de cero. Siempre es positivo.</w:t>
+      </w:r>
+    </w:p>
+    <w:p>
+      <w:pPr>
+        <w:spacing w:after="60"/>
+      </w:pPr>
+      <w:r>
+        <w:rPr>
+          <w:b/>
+          <w:bCs/>
+          <w:color w:val="1FA6A2"/>
+          <w:sz w:val="22"/>
+          <w:szCs w:val="22"/>
+        </w:rPr>
+        <w:t xml:space="preserve">☐  </w:t>
+      </w:r>
+      <w:r>
+        <w:rPr>
+          <w:b/>
+          <w:bCs/>
+          <w:color w:val="12355B"/>
+          <w:sz w:val="20"/>
+          <w:szCs w:val="20"/>
+        </w:rPr>
+        <w:t xml:space="preserve">Spread — </w:t>
+      </w:r>
+      <w:r>
+        <w:rPr>
+          <w:sz w:val="20"/>
+          <w:szCs w:val="20"/>
+        </w:rPr>
+        <w:t xml:space="preserve">How far apart the numbers are.</w:t>
+      </w:r>
+      <w:r>
+        <w:rPr>
+          <w:i/>
+          <w:iCs/>
+          <w:color w:val="5F6F80"/>
+          <w:sz w:val="18"/>
+          <w:szCs w:val="18"/>
+        </w:rPr>
+        <w:br/>
+        <w:t xml:space="preserve">Dispersión — Qué tan separados están los números.</w:t>
+      </w:r>
+    </w:p>
+    <w:p>
+      <w:pPr>
+        <w:spacing w:after="60"/>
+      </w:pPr>
+      <w:r>
+        <w:rPr>
+          <w:b/>
+          <w:bCs/>
+          <w:color w:val="1FA6A2"/>
+          <w:sz w:val="22"/>
+          <w:szCs w:val="22"/>
+        </w:rPr>
+        <w:t xml:space="preserve">☐  </w:t>
+      </w:r>
+      <w:r>
+        <w:rPr>
+          <w:b/>
+          <w:bCs/>
+          <w:color w:val="12355B"/>
+          <w:sz w:val="20"/>
+          <w:szCs w:val="20"/>
+        </w:rPr>
+        <w:t xml:space="preserve">Data distribution — </w:t>
+      </w:r>
+      <w:r>
+        <w:rPr>
+          <w:sz w:val="20"/>
+          <w:szCs w:val="20"/>
+        </w:rPr>
+        <w:t xml:space="preserve">How the data looks: where it sits and how spread out it is.</w:t>
+      </w:r>
+      <w:r>
+        <w:rPr>
+          <w:i/>
+          <w:iCs/>
+          <w:color w:val="5F6F80"/>
+          <w:sz w:val="18"/>
+          <w:szCs w:val="18"/>
+        </w:rPr>
+        <w:br/>
+        <w:t xml:space="preserve">Distribución de datos — Cómo se ven los datos: dónde están y qué tan separados están.</w:t>
+      </w:r>
+    </w:p>
+    <w:tbl>
+      <w:tblPr>
+        <w:tblW w:type="pct" w:w="100%"/>
+        <w:tblBorders>
+          <w:top w:val="single" w:color="1FA6A2" w:sz="8"/>
+          <w:left w:val="single" w:color="1FA6A2" w:sz="8"/>
+          <w:bottom w:val="single" w:color="1FA6A2" w:sz="8"/>
+          <w:right w:val="single" w:color="1FA6A2" w:sz="8"/>
+          <w:insideH w:val="single" w:color="auto" w:sz="4"/>
+          <w:insideV w:val="single" w:color="auto" w:sz="4"/>
+        </w:tblBorders>
+      </w:tblPr>
+      <w:tblGrid>
+        <w:gridCol w:w="100"/>
+      </w:tblGrid>
+      <w:tr>
+        <w:tc>
+          <w:tcPr>
+            <w:shd w:fill="F7FFFD" w:color="auto" w:val="clear"/>
+            <w:tcMar>
+              <w:top w:type="dxa" w:w="120"/>
+              <w:left w:type="dxa" w:w="180"/>
+              <w:bottom w:type="dxa" w:w="120"/>
+              <w:right w:type="dxa" w:w="180"/>
+            </w:tcMar>
+          </w:tcPr>
+          <w:p>
+            <w:pPr>
+              <w:spacing w:after="50"/>
+            </w:pPr>
+            <w:r>
+              <w:rPr>
+                <w:b/>
+                <w:bCs/>
+                <w:color w:val="1FA6A2"/>
+                <w:sz w:val="20"/>
+                <w:szCs w:val="20"/>
+              </w:rPr>
+              <w:t xml:space="preserve">Say it first:  </w:t>
+            </w:r>
+            <w:r>
+              <w:rPr>
+                <w:sz w:val="20"/>
+                <w:szCs w:val="20"/>
+              </w:rPr>
+              <w:t xml:space="preserve">Say your idea to a partner or quietly to yourself before you write.</w:t>
+            </w:r>
+          </w:p>
+          <w:p>
+            <w:pPr>
+              <w:spacing w:after="60"/>
+            </w:pPr>
+            <w:r>
+              <w:rPr>
+                <w:color w:val="1A2733"/>
                 <w:sz w:val="21"/>
                 <w:szCs w:val="21"/>
               </w:rPr>
-              <w:t xml:space="preserve">Coach wants to know which basketball player is more consistent: Player A scored 18, 22, 20, 24, 16 points in the last 5 games. Player B scored 10, 30, 25, 12, 23 points. Both players average 20 points per game. Which player would you count on to score close to 20 every night?</w:t>
+              <w:t xml:space="preserve">We use absolute value so the deviations are all ___.</w:t>
+            </w:r>
+            <w:r>
+              <w:rPr>
+                <w:i/>
+                <w:iCs/>
+                <w:color w:val="5F6F80"/>
+                <w:sz w:val="19"/>
+                <w:szCs w:val="19"/>
+              </w:rPr>
+              <w:br/>
+              <w:t xml:space="preserve">Usamos el valor absoluto para que las desviaciones sean todas ___.</w:t>
             </w:r>
           </w:p>
         </w:tc>
@@ -1510,94 +1860,6 @@
     </w:tbl>
     <w:p>
       <w:pPr>
-        <w:spacing w:after="80"/>
-      </w:pPr>
-      <w:r>
-        <w:t xml:space="preserve"/>
-      </w:r>
-    </w:p>
-    <w:p>
-      <w:pPr>
-        <w:spacing w:after="50" w:before="60"/>
-      </w:pPr>
-      <w:r>
-        <w:rPr>
-          <w:b/>
-          <w:bCs/>
-          <w:color w:val="12355B"/>
-          <w:sz w:val="21"/>
-          <w:szCs w:val="21"/>
-        </w:rPr>
-        <w:t xml:space="preserve">Think about:</w:t>
-      </w:r>
-    </w:p>
-    <w:p>
-      <w:pPr>
-        <w:spacing w:after="40"/>
-        <w:ind w:left="300"/>
-      </w:pPr>
-      <w:r>
-        <w:rPr>
-          <w:sz w:val="20"/>
-          <w:szCs w:val="20"/>
-        </w:rPr>
-        <w:t xml:space="preserve">•  Both players have the same mean. Looking at the listed scores, what is different about them?</w:t>
-      </w:r>
-    </w:p>
-    <w:p>
-      <w:pPr>
-        <w:spacing w:after="40"/>
-        <w:ind w:left="300"/>
-      </w:pPr>
-      <w:r>
-        <w:rPr>
-          <w:sz w:val="20"/>
-          <w:szCs w:val="20"/>
-        </w:rPr>
-        <w:t xml:space="preserve">•  Using the dot plot of Player A's scores and the scores listed for Player B in the story, which player's scores stay closer to 20?</w:t>
-      </w:r>
-    </w:p>
-    <w:p>
-      <w:pPr>
-        <w:spacing w:after="40"/>
-        <w:ind w:left="300"/>
-      </w:pPr>
-      <w:r>
-        <w:rPr>
-          <w:sz w:val="20"/>
-          <w:szCs w:val="20"/>
-        </w:rPr>
-        <w:t xml:space="preserve">•  Which player has the biggest single-game difference from 20?</w:t>
-      </w:r>
-    </w:p>
-    <w:p>
-      <w:pPr>
-        <w:spacing w:after="40"/>
-        <w:ind w:left="300"/>
-      </w:pPr>
-      <w:r>
-        <w:rPr>
-          <w:sz w:val="20"/>
-          <w:szCs w:val="20"/>
-        </w:rPr>
-        <w:t xml:space="preserve">•  How can we measure how spread out each player's scores are?</w:t>
-      </w:r>
-    </w:p>
-    <w:p>
-      <w:pPr>
-        <w:spacing w:after="40"/>
-        <w:ind w:left="300"/>
-      </w:pPr>
-      <w:r>
-        <w:rPr>
-          <w:sz w:val="20"/>
-          <w:szCs w:val="20"/>
-        </w:rPr>
-        <w:t xml:space="preserve">•  Is there a number that tells us which player is more consistent?</w:t>
-      </w:r>
-    </w:p>
-    <w:p>
-      <w:pPr>
         <w:pStyle w:val="Heading2"/>
         <w:spacing w:after="80" w:before="180"/>
       </w:pPr>
@@ -1609,370 +1871,17 @@
           <w:sz w:val="24"/>
           <w:szCs w:val="24"/>
         </w:rPr>
-        <w:t xml:space="preserve">Solved Example</w:t>
+        <w:t xml:space="preserve">3. Build Your Explanation</w:t>
       </w:r>
       <w:r>
         <w:rPr>
           <w:i/>
           <w:iCs/>
-          <w:color w:val="1FA6A2"/>
-          <w:sz w:val="19"/>
-          <w:szCs w:val="19"/>
-        </w:rPr>
-        <w:t xml:space="preserve">   I Do — watch each step</w:t>
-      </w:r>
-    </w:p>
-    <w:p>
-      <w:pPr>
-        <w:keepNext/>
-        <w:spacing w:after="40"/>
-      </w:pPr>
-      <w:r>
-        <w:rPr>
-          <w:b/>
-          <w:bCs/>
-          <w:color w:val="12355B"/>
-          <w:sz w:val="21"/>
-          <w:szCs w:val="21"/>
-        </w:rPr>
-        <w:t xml:space="preserve">Problem:  </w:t>
-      </w:r>
-      <w:r>
-        <w:rPr>
-          <w:sz w:val="21"/>
-          <w:szCs w:val="21"/>
-        </w:rPr>
-        <w:t xml:space="preserve">The mean of a data set is 15. One value is 11. What is the absolute deviation of that value from the mean?</w:t>
-      </w:r>
-    </w:p>
-    <w:p>
-      <w:pPr>
-        <w:spacing w:after="30"/>
-        <w:ind w:left="420"/>
-      </w:pPr>
-      <w:r>
-        <w:rPr>
-          <w:sz w:val="20"/>
-          <w:szCs w:val="20"/>
-        </w:rPr>
-        <w:t xml:space="preserve">A)  4</w:t>
-      </w:r>
-    </w:p>
-    <w:p>
-      <w:pPr>
-        <w:spacing w:after="30"/>
-        <w:ind w:left="420"/>
-      </w:pPr>
-      <w:r>
-        <w:rPr>
-          <w:sz w:val="20"/>
-          <w:szCs w:val="20"/>
-        </w:rPr>
-        <w:t xml:space="preserve">B)  −4</w:t>
-      </w:r>
-    </w:p>
-    <w:p>
-      <w:pPr>
-        <w:spacing w:after="30"/>
-        <w:ind w:left="420"/>
-      </w:pPr>
-      <w:r>
-        <w:rPr>
-          <w:sz w:val="20"/>
-          <w:szCs w:val="20"/>
-        </w:rPr>
-        <w:t xml:space="preserve">C)  26</w:t>
-      </w:r>
-    </w:p>
-    <w:p>
-      <w:pPr>
-        <w:spacing w:after="30"/>
-        <w:ind w:left="420"/>
-      </w:pPr>
-      <w:r>
-        <w:rPr>
-          <w:sz w:val="20"/>
-          <w:szCs w:val="20"/>
-        </w:rPr>
-        <w:t xml:space="preserve">D)  11</w:t>
-      </w:r>
-    </w:p>
-    <w:p>
-      <w:pPr>
-        <w:spacing w:after="20" w:before="50"/>
-      </w:pPr>
-      <w:r>
-        <w:rPr>
-          <w:b/>
-          <w:bCs/>
-          <w:color w:val="1FA6A2"/>
-          <w:sz w:val="21"/>
-          <w:szCs w:val="21"/>
-        </w:rPr>
-        <w:t xml:space="preserve">Step 1:  </w:t>
-      </w:r>
-      <w:r>
-        <w:rPr>
-          <w:sz w:val="21"/>
-          <w:szCs w:val="21"/>
-        </w:rPr>
-        <w:t xml:space="preserve">Deviation = 11 − 15 = −4.</w:t>
-      </w:r>
-    </w:p>
-    <w:p>
-      <w:pPr>
-        <w:spacing w:after="20" w:before="50"/>
-      </w:pPr>
-      <w:r>
-        <w:rPr>
-          <w:b/>
-          <w:bCs/>
-          <w:color w:val="1FA6A2"/>
-          <w:sz w:val="21"/>
-          <w:szCs w:val="21"/>
-        </w:rPr>
-        <w:t xml:space="preserve">Step 2:  </w:t>
-      </w:r>
-      <w:r>
-        <w:rPr>
-          <w:sz w:val="21"/>
-          <w:szCs w:val="21"/>
-        </w:rPr>
-        <w:t xml:space="preserve">Absolute deviation = |−4| = 4.</w:t>
-      </w:r>
-    </w:p>
-    <w:p>
-      <w:pPr>
-        <w:spacing w:after="40" w:before="60"/>
-      </w:pPr>
-      <w:r>
-        <w:rPr>
-          <w:b/>
-          <w:bCs/>
-          <w:color w:val="12355B"/>
-          <w:sz w:val="21"/>
-          <w:szCs w:val="21"/>
-        </w:rPr>
-        <w:t xml:space="preserve">Answer:  </w:t>
-      </w:r>
-      <w:r>
-        <w:rPr>
-          <w:b/>
-          <w:bCs/>
-          <w:sz w:val="21"/>
-          <w:szCs w:val="21"/>
-        </w:rPr>
-        <w:t xml:space="preserve">A. 4</w:t>
-      </w:r>
-    </w:p>
-    <w:p>
-      <w:pPr>
-        <w:pStyle w:val="Heading1"/>
-        <w:pageBreakBefore/>
-        <w:pBdr>
-          <w:bottom w:val="single" w:color="1FA6A2" w:sz="14" w:space="6"/>
-        </w:pBdr>
-        <w:spacing w:after="140" w:before="0"/>
-      </w:pPr>
-      <w:r>
-        <w:rPr>
-          <w:b/>
-          <w:bCs/>
-          <w:color w:val="12355B"/>
-          <w:sz w:val="30"/>
-          <w:szCs w:val="30"/>
-        </w:rPr>
-        <w:t xml:space="preserve">Guided Practice</w:t>
-      </w:r>
-    </w:p>
-    <w:p>
-      <w:pPr>
-        <w:pStyle w:val="Heading2"/>
-        <w:spacing w:after="80" w:before="180"/>
-      </w:pPr>
-      <w:r>
-        <w:rPr>
-          <w:b/>
-          <w:bCs/>
-          <w:color w:val="12355B"/>
-          <w:sz w:val="24"/>
-          <w:szCs w:val="24"/>
-        </w:rPr>
-        <w:t xml:space="preserve">Solve Together</w:t>
-      </w:r>
-      <w:r>
-        <w:rPr>
-          <w:i/>
-          <w:iCs/>
-          <w:color w:val="6B4FA0"/>
-          <w:sz w:val="19"/>
-          <w:szCs w:val="19"/>
-        </w:rPr>
-        <w:t xml:space="preserve">   We Do — work with your class</w:t>
-      </w:r>
-    </w:p>
-    <w:p>
-      <w:pPr>
-        <w:keepNext/>
-        <w:spacing w:after="40" w:before="40"/>
-      </w:pPr>
-      <w:r>
-        <w:rPr>
-          <w:b/>
-          <w:bCs/>
-          <w:color w:val="12355B"/>
-          <w:sz w:val="21"/>
-          <w:szCs w:val="21"/>
-        </w:rPr>
-        <w:t xml:space="preserve">Problem:  </w:t>
-      </w:r>
-      <w:r>
-        <w:rPr>
-          <w:sz w:val="21"/>
-          <w:szCs w:val="21"/>
-        </w:rPr>
-        <w:t xml:space="preserve">A data set has absolute deviations of 3, 1, 5, 2, 4. What is the MAD?</w:t>
-      </w:r>
-    </w:p>
-    <w:p>
-      <w:pPr>
-        <w:spacing w:after="30"/>
-        <w:ind w:left="420"/>
-      </w:pPr>
-      <w:r>
-        <w:rPr>
-          <w:sz w:val="20"/>
-          <w:szCs w:val="20"/>
-        </w:rPr>
-        <w:t xml:space="preserve">A)  3</w:t>
-      </w:r>
-    </w:p>
-    <w:p>
-      <w:pPr>
-        <w:spacing w:after="30"/>
-        <w:ind w:left="420"/>
-      </w:pPr>
-      <w:r>
-        <w:rPr>
-          <w:sz w:val="20"/>
-          <w:szCs w:val="20"/>
-        </w:rPr>
-        <w:t xml:space="preserve">B)  5</w:t>
-      </w:r>
-    </w:p>
-    <w:p>
-      <w:pPr>
-        <w:spacing w:after="30"/>
-        <w:ind w:left="420"/>
-      </w:pPr>
-      <w:r>
-        <w:rPr>
-          <w:sz w:val="20"/>
-          <w:szCs w:val="20"/>
-        </w:rPr>
-        <w:t xml:space="preserve">C)  15</w:t>
-      </w:r>
-    </w:p>
-    <w:p>
-      <w:pPr>
-        <w:spacing w:after="30"/>
-        <w:ind w:left="420"/>
-      </w:pPr>
-      <w:r>
-        <w:rPr>
-          <w:sz w:val="20"/>
-          <w:szCs w:val="20"/>
-        </w:rPr>
-        <w:t xml:space="preserve">D)  1</w:t>
-      </w:r>
-    </w:p>
-    <w:p>
-      <w:pPr>
-        <w:keepNext/>
-        <w:spacing w:after="0" w:before="50"/>
-      </w:pPr>
-      <w:r>
-        <w:rPr>
-          <w:b/>
-          <w:bCs/>
-          <w:color w:val="6B4FA0"/>
-          <w:sz w:val="21"/>
-          <w:szCs w:val="21"/>
-        </w:rPr>
-        <w:t xml:space="preserve">Step 1:</w:t>
-      </w:r>
-    </w:p>
-    <w:p>
-      <w:pPr>
-        <w:pBdr>
-          <w:bottom w:val="single" w:color="AFBECC" w:sz="6"/>
-        </w:pBdr>
-        <w:spacing w:after="30" w:before="150"/>
-      </w:pPr>
-      <w:r>
-        <w:t xml:space="preserve"/>
-      </w:r>
-    </w:p>
-    <w:p>
-      <w:pPr>
-        <w:keepNext/>
-        <w:spacing w:after="0" w:before="50"/>
-      </w:pPr>
-      <w:r>
-        <w:rPr>
-          <w:b/>
-          <w:bCs/>
-          <w:color w:val="6B4FA0"/>
-          <w:sz w:val="21"/>
-          <w:szCs w:val="21"/>
-        </w:rPr>
-        <w:t xml:space="preserve">Step 2:</w:t>
-      </w:r>
-    </w:p>
-    <w:p>
-      <w:pPr>
-        <w:pBdr>
-          <w:bottom w:val="single" w:color="AFBECC" w:sz="6"/>
-        </w:pBdr>
-        <w:spacing w:after="30" w:before="150"/>
-      </w:pPr>
-      <w:r>
-        <w:t xml:space="preserve"/>
-      </w:r>
-    </w:p>
-    <w:p>
-      <w:pPr>
-        <w:keepNext/>
-        <w:spacing w:after="0" w:before="60"/>
-      </w:pPr>
-      <w:r>
-        <w:rPr>
-          <w:b/>
-          <w:bCs/>
-          <w:color w:val="12355B"/>
-          <w:sz w:val="21"/>
-          <w:szCs w:val="21"/>
-        </w:rPr>
-        <w:t xml:space="preserve">Answer:</w:t>
-      </w:r>
-    </w:p>
-    <w:p>
-      <w:pPr>
-        <w:pBdr>
-          <w:bottom w:val="single" w:color="AFBECC" w:sz="6"/>
-        </w:pBdr>
-        <w:spacing w:after="30" w:before="150"/>
-      </w:pPr>
-      <w:r>
-        <w:t xml:space="preserve"/>
-      </w:r>
-    </w:p>
-    <w:p>
-      <w:pPr>
-        <w:spacing w:after="80"/>
-      </w:pPr>
-      <w:r>
-        <w:t xml:space="preserve"/>
+          <w:color w:val="B97A12"/>
+          <w:sz w:val="19"/>
+          <w:szCs w:val="19"/>
+        </w:rPr>
+        <w:t xml:space="preserve">   choose your support</w:t>
       </w:r>
     </w:p>
     <w:tbl>
@@ -2003,6 +1912,1393 @@
           </w:tcPr>
           <w:p>
             <w:pPr>
+              <w:spacing w:after="50"/>
+            </w:pPr>
+            <w:r>
+              <w:rPr>
+                <w:i/>
+                <w:iCs/>
+                <w:color w:val="5F6F80"/>
+                <w:sz w:val="19"/>
+                <w:szCs w:val="19"/>
+              </w:rPr>
+              <w:t xml:space="preserve">This model shows the parts of an explanation. It does not answer your writing question.</w:t>
+            </w:r>
+          </w:p>
+          <w:p>
+            <w:pPr>
+              <w:spacing w:after="80"/>
+            </w:pPr>
+            <w:r>
+              <w:rPr>
+                <w:b/>
+                <w:bCs/>
+                <w:color w:val="12355B"/>
+                <w:sz w:val="19"/>
+                <w:szCs w:val="19"/>
+              </w:rPr>
+              <w:t xml:space="preserve">Claim:  </w:t>
+            </w:r>
+            <w:r>
+              <w:rPr>
+                <w:sz w:val="19"/>
+                <w:szCs w:val="19"/>
+              </w:rPr>
+              <w:t xml:space="preserve">Two data sets can share a mean but differ in how spread out they are.</w:t>
+            </w:r>
+          </w:p>
+          <w:p>
+            <w:pPr>
+              <w:spacing w:after="80"/>
+            </w:pPr>
+            <w:r>
+              <w:rPr>
+                <w:b/>
+                <w:bCs/>
+                <w:color w:val="12355B"/>
+                <w:sz w:val="19"/>
+                <w:szCs w:val="19"/>
+              </w:rPr>
+              <w:t xml:space="preserve">Evidence:  </w:t>
+            </w:r>
+            <w:r>
+              <w:rPr>
+                <w:sz w:val="19"/>
+                <w:szCs w:val="19"/>
+              </w:rPr>
+              <w:t xml:space="preserve">Students choose Player A as more consistent and recognize that equal means hide different spreads.</w:t>
+            </w:r>
+          </w:p>
+          <w:p>
+            <w:pPr>
+              <w:spacing w:after="80"/>
+            </w:pPr>
+            <w:r>
+              <w:rPr>
+                <w:b/>
+                <w:bCs/>
+                <w:color w:val="12355B"/>
+                <w:sz w:val="19"/>
+                <w:szCs w:val="19"/>
+              </w:rPr>
+              <w:t xml:space="preserve">Reasoning:  </w:t>
+            </w:r>
+            <w:r>
+              <w:rPr>
+                <w:sz w:val="19"/>
+                <w:szCs w:val="19"/>
+              </w:rPr>
+              <w:t xml:space="preserve">This evidence connects the definition of mean absolute deviation to the mathematical claim.</w:t>
+            </w:r>
+          </w:p>
+        </w:tc>
+      </w:tr>
+    </w:tbl>
+    <w:p>
+      <w:pPr>
+        <w:pStyle w:val="Heading2"/>
+        <w:spacing w:after="80" w:before="180"/>
+      </w:pPr>
+      <w:r>
+        <w:rPr>
+          <w:b/>
+          <w:bCs/>
+          <w:color w:val="12355B"/>
+          <w:sz w:val="24"/>
+          <w:szCs w:val="24"/>
+        </w:rPr>
+        <w:t xml:space="preserve">Start</w:t>
+      </w:r>
+      <w:r>
+        <w:rPr>
+          <w:i/>
+          <w:iCs/>
+          <w:color w:val="1FA6A2"/>
+          <w:sz w:val="19"/>
+          <w:szCs w:val="19"/>
+        </w:rPr>
+        <w:t xml:space="preserve">   Most language support</w:t>
+      </w:r>
+    </w:p>
+    <w:p>
+      <w:pPr>
+        <w:spacing w:after="60"/>
+      </w:pPr>
+      <w:r>
+        <w:rPr>
+          <w:color w:val="1A2733"/>
+          <w:sz w:val="21"/>
+          <w:szCs w:val="21"/>
+        </w:rPr>
+        <w:t xml:space="preserve">Complete the frames. Use the word bank.</w:t>
+      </w:r>
+      <w:r>
+        <w:rPr>
+          <w:i/>
+          <w:iCs/>
+          <w:color w:val="5F6F80"/>
+          <w:sz w:val="19"/>
+          <w:szCs w:val="19"/>
+        </w:rPr>
+        <w:br/>
+        <w:t xml:space="preserve">Completa las oraciones. Usa el banco de palabras.</w:t>
+      </w:r>
+    </w:p>
+    <w:p>
+      <w:pPr>
+        <w:spacing w:after="60"/>
+      </w:pPr>
+      <w:r>
+        <w:rPr>
+          <w:color w:val="1A2733"/>
+          <w:sz w:val="21"/>
+          <w:szCs w:val="21"/>
+        </w:rPr>
+        <w:t xml:space="preserve">We use absolute value so the deviations are all ___.</w:t>
+      </w:r>
+      <w:r>
+        <w:rPr>
+          <w:i/>
+          <w:iCs/>
+          <w:color w:val="5F6F80"/>
+          <w:sz w:val="19"/>
+          <w:szCs w:val="19"/>
+        </w:rPr>
+        <w:br/>
+        <w:t xml:space="preserve">Usamos el valor absoluto para que las desviaciones sean todas ___.</w:t>
+      </w:r>
+    </w:p>
+    <w:p>
+      <w:pPr>
+        <w:spacing w:after="60"/>
+      </w:pPr>
+      <w:r>
+        <w:rPr>
+          <w:color w:val="1A2733"/>
+          <w:sz w:val="21"/>
+          <w:szCs w:val="21"/>
+        </w:rPr>
+        <w:t xml:space="preserve">Without absolute value, the deviations would add up to ___.</w:t>
+      </w:r>
+      <w:r>
+        <w:rPr>
+          <w:i/>
+          <w:iCs/>
+          <w:color w:val="5F6F80"/>
+          <w:sz w:val="19"/>
+          <w:szCs w:val="19"/>
+        </w:rPr>
+        <w:br/>
+        <w:t xml:space="preserve">Sin valor absoluto, las desviaciones sumarían ___.</w:t>
+      </w:r>
+    </w:p>
+    <w:tbl>
+      <w:tblPr>
+        <w:tblW w:type="pct" w:w="100%"/>
+        <w:tblBorders>
+          <w:top w:val="single" w:color="C7D2DD" w:sz="6"/>
+          <w:left w:val="single" w:color="C7D2DD" w:sz="6"/>
+          <w:bottom w:val="single" w:color="C7D2DD" w:sz="6"/>
+          <w:right w:val="single" w:color="C7D2DD" w:sz="6"/>
+          <w:insideH w:val="single" w:color="auto" w:sz="4"/>
+          <w:insideV w:val="single" w:color="auto" w:sz="4"/>
+        </w:tblBorders>
+      </w:tblPr>
+      <w:tblGrid>
+        <w:gridCol w:w="100"/>
+      </w:tblGrid>
+      <w:tr>
+        <w:tc>
+          <w:tcPr>
+            <w:shd w:fill="FBF3E2" w:color="auto" w:val="clear"/>
+            <w:tcMar>
+              <w:top w:type="dxa" w:w="60"/>
+              <w:left w:type="dxa" w:w="120"/>
+              <w:bottom w:type="dxa" w:w="60"/>
+              <w:right w:type="dxa" w:w="120"/>
+            </w:tcMar>
+          </w:tcPr>
+          <w:p>
+            <w:pPr>
+              <w:spacing w:after="0" w:line="320"/>
+            </w:pPr>
+            <w:r>
+              <w:t xml:space="preserve"/>
+            </w:r>
+          </w:p>
+          <w:p>
+            <w:pPr>
+              <w:spacing w:after="0" w:line="320"/>
+            </w:pPr>
+            <w:r>
+              <w:t xml:space="preserve"/>
+            </w:r>
+          </w:p>
+          <w:p>
+            <w:pPr>
+              <w:spacing w:after="0" w:line="320"/>
+            </w:pPr>
+            <w:r>
+              <w:t xml:space="preserve"/>
+            </w:r>
+          </w:p>
+        </w:tc>
+      </w:tr>
+    </w:tbl>
+    <w:p>
+      <w:pPr>
+        <w:pStyle w:val="Heading2"/>
+        <w:spacing w:after="80" w:before="180"/>
+      </w:pPr>
+      <w:r>
+        <w:rPr>
+          <w:b/>
+          <w:bCs/>
+          <w:color w:val="12355B"/>
+          <w:sz w:val="24"/>
+          <w:szCs w:val="24"/>
+        </w:rPr>
+        <w:t xml:space="preserve">Build</w:t>
+      </w:r>
+      <w:r>
+        <w:rPr>
+          <w:i/>
+          <w:iCs/>
+          <w:color w:val="B97A12"/>
+          <w:sz w:val="19"/>
+          <w:szCs w:val="19"/>
+        </w:rPr>
+        <w:t xml:space="preserve">   Some language support</w:t>
+      </w:r>
+    </w:p>
+    <w:p>
+      <w:pPr>
+        <w:spacing w:after="60"/>
+      </w:pPr>
+      <w:r>
+        <w:rPr>
+          <w:color w:val="1A2733"/>
+          <w:sz w:val="21"/>
+          <w:szCs w:val="21"/>
+        </w:rPr>
+        <w:t xml:space="preserve">Write two connected sentences. Use because, so, or but.</w:t>
+      </w:r>
+      <w:r>
+        <w:rPr>
+          <w:i/>
+          <w:iCs/>
+          <w:color w:val="5F6F80"/>
+          <w:sz w:val="19"/>
+          <w:szCs w:val="19"/>
+        </w:rPr>
+        <w:br/>
+        <w:t xml:space="preserve">Escribe dos oraciones conectadas. Usa porque, entonces o pero.</w:t>
+      </w:r>
+    </w:p>
+    <w:p>
+      <w:pPr>
+        <w:spacing w:after="60"/>
+      </w:pPr>
+      <w:r>
+        <w:rPr>
+          <w:color w:val="1A2733"/>
+          <w:sz w:val="21"/>
+          <w:szCs w:val="21"/>
+        </w:rPr>
+        <w:t xml:space="preserve">My claim is ___.</w:t>
+      </w:r>
+      <w:r>
+        <w:rPr>
+          <w:i/>
+          <w:iCs/>
+          <w:color w:val="5F6F80"/>
+          <w:sz w:val="19"/>
+          <w:szCs w:val="19"/>
+        </w:rPr>
+        <w:br/>
+        <w:t xml:space="preserve">Mi afirmación es ___.</w:t>
+      </w:r>
+    </w:p>
+    <w:p>
+      <w:pPr>
+        <w:spacing w:after="60"/>
+      </w:pPr>
+      <w:r>
+        <w:rPr>
+          <w:color w:val="1A2733"/>
+          <w:sz w:val="21"/>
+          <w:szCs w:val="21"/>
+        </w:rPr>
+        <w:t xml:space="preserve">I know because ___.</w:t>
+      </w:r>
+      <w:r>
+        <w:rPr>
+          <w:i/>
+          <w:iCs/>
+          <w:color w:val="5F6F80"/>
+          <w:sz w:val="19"/>
+          <w:szCs w:val="19"/>
+        </w:rPr>
+        <w:br/>
+        <w:t xml:space="preserve">Lo sé porque ___.</w:t>
+      </w:r>
+    </w:p>
+    <w:p>
+      <w:pPr>
+        <w:spacing w:after="60"/>
+      </w:pPr>
+      <w:r>
+        <w:rPr>
+          <w:color w:val="1A2733"/>
+          <w:sz w:val="21"/>
+          <w:szCs w:val="21"/>
+        </w:rPr>
+        <w:t xml:space="preserve">So ___.</w:t>
+      </w:r>
+      <w:r>
+        <w:rPr>
+          <w:i/>
+          <w:iCs/>
+          <w:color w:val="5F6F80"/>
+          <w:sz w:val="19"/>
+          <w:szCs w:val="19"/>
+        </w:rPr>
+        <w:br/>
+        <w:t xml:space="preserve">Entonces ___.</w:t>
+      </w:r>
+    </w:p>
+    <w:tbl>
+      <w:tblPr>
+        <w:tblW w:type="pct" w:w="100%"/>
+        <w:tblBorders>
+          <w:top w:val="single" w:color="C7D2DD" w:sz="6"/>
+          <w:left w:val="single" w:color="C7D2DD" w:sz="6"/>
+          <w:bottom w:val="single" w:color="C7D2DD" w:sz="6"/>
+          <w:right w:val="single" w:color="C7D2DD" w:sz="6"/>
+          <w:insideH w:val="single" w:color="auto" w:sz="4"/>
+          <w:insideV w:val="single" w:color="auto" w:sz="4"/>
+        </w:tblBorders>
+      </w:tblPr>
+      <w:tblGrid>
+        <w:gridCol w:w="100"/>
+      </w:tblGrid>
+      <w:tr>
+        <w:tc>
+          <w:tcPr>
+            <w:shd w:fill="FBF3E2" w:color="auto" w:val="clear"/>
+            <w:tcMar>
+              <w:top w:type="dxa" w:w="60"/>
+              <w:left w:type="dxa" w:w="120"/>
+              <w:bottom w:type="dxa" w:w="60"/>
+              <w:right w:type="dxa" w:w="120"/>
+            </w:tcMar>
+          </w:tcPr>
+          <w:p>
+            <w:pPr>
+              <w:spacing w:after="0" w:line="320"/>
+            </w:pPr>
+            <w:r>
+              <w:t xml:space="preserve"/>
+            </w:r>
+          </w:p>
+          <w:p>
+            <w:pPr>
+              <w:spacing w:after="0" w:line="320"/>
+            </w:pPr>
+            <w:r>
+              <w:t xml:space="preserve"/>
+            </w:r>
+          </w:p>
+          <w:p>
+            <w:pPr>
+              <w:spacing w:after="0" w:line="320"/>
+            </w:pPr>
+            <w:r>
+              <w:t xml:space="preserve"/>
+            </w:r>
+          </w:p>
+        </w:tc>
+      </w:tr>
+    </w:tbl>
+    <w:p>
+      <w:pPr>
+        <w:pStyle w:val="Heading2"/>
+        <w:spacing w:after="80" w:before="180"/>
+      </w:pPr>
+      <w:r>
+        <w:rPr>
+          <w:b/>
+          <w:bCs/>
+          <w:color w:val="12355B"/>
+          <w:sz w:val="24"/>
+          <w:szCs w:val="24"/>
+        </w:rPr>
+        <w:t xml:space="preserve">Explain</w:t>
+      </w:r>
+      <w:r>
+        <w:rPr>
+          <w:i/>
+          <w:iCs/>
+          <w:color w:val="B97A12"/>
+          <w:sz w:val="19"/>
+          <w:szCs w:val="19"/>
+        </w:rPr>
+        <w:t xml:space="preserve">   Light language support</w:t>
+      </w:r>
+    </w:p>
+    <w:p>
+      <w:pPr>
+        <w:spacing w:after="60"/>
+      </w:pPr>
+      <w:r>
+        <w:rPr>
+          <w:color w:val="1A2733"/>
+          <w:sz w:val="21"/>
+          <w:szCs w:val="21"/>
+        </w:rPr>
+        <w:t xml:space="preserve">Write a claim, give math evidence, and explain your reasoning.</w:t>
+      </w:r>
+      <w:r>
+        <w:rPr>
+          <w:i/>
+          <w:iCs/>
+          <w:color w:val="5F6F80"/>
+          <w:sz w:val="19"/>
+          <w:szCs w:val="19"/>
+        </w:rPr>
+        <w:br/>
+        <w:t xml:space="preserve">Escribe una afirmación, da evidencia matemática y explica tu razonamiento.</w:t>
+      </w:r>
+    </w:p>
+    <w:p>
+      <w:pPr>
+        <w:spacing w:after="60"/>
+      </w:pPr>
+      <w:r>
+        <w:rPr>
+          <w:color w:val="1A2733"/>
+          <w:sz w:val="21"/>
+          <w:szCs w:val="21"/>
+        </w:rPr>
+        <w:t xml:space="preserve">My claim is ___.</w:t>
+      </w:r>
+      <w:r>
+        <w:rPr>
+          <w:i/>
+          <w:iCs/>
+          <w:color w:val="5F6F80"/>
+          <w:sz w:val="19"/>
+          <w:szCs w:val="19"/>
+        </w:rPr>
+        <w:br/>
+        <w:t xml:space="preserve">Mi afirmación es ___.</w:t>
+      </w:r>
+    </w:p>
+    <w:p>
+      <w:pPr>
+        <w:spacing w:after="60"/>
+      </w:pPr>
+      <w:r>
+        <w:rPr>
+          <w:color w:val="1A2733"/>
+          <w:sz w:val="21"/>
+          <w:szCs w:val="21"/>
+        </w:rPr>
+        <w:t xml:space="preserve">My math evidence is ___.</w:t>
+      </w:r>
+      <w:r>
+        <w:rPr>
+          <w:i/>
+          <w:iCs/>
+          <w:color w:val="5F6F80"/>
+          <w:sz w:val="19"/>
+          <w:szCs w:val="19"/>
+        </w:rPr>
+        <w:br/>
+        <w:t xml:space="preserve">Mi evidencia matemática es ___.</w:t>
+      </w:r>
+    </w:p>
+    <w:p>
+      <w:pPr>
+        <w:spacing w:after="60"/>
+      </w:pPr>
+      <w:r>
+        <w:rPr>
+          <w:color w:val="1A2733"/>
+          <w:sz w:val="21"/>
+          <w:szCs w:val="21"/>
+        </w:rPr>
+        <w:t xml:space="preserve">This proves ___ because ___.</w:t>
+      </w:r>
+      <w:r>
+        <w:rPr>
+          <w:i/>
+          <w:iCs/>
+          <w:color w:val="5F6F80"/>
+          <w:sz w:val="19"/>
+          <w:szCs w:val="19"/>
+        </w:rPr>
+        <w:br/>
+        <w:t xml:space="preserve">Esto demuestra ___ porque ___.</w:t>
+      </w:r>
+    </w:p>
+    <w:tbl>
+      <w:tblPr>
+        <w:tblW w:type="pct" w:w="100%"/>
+        <w:tblBorders>
+          <w:top w:val="single" w:color="C7D2DD" w:sz="6"/>
+          <w:left w:val="single" w:color="C7D2DD" w:sz="6"/>
+          <w:bottom w:val="single" w:color="C7D2DD" w:sz="6"/>
+          <w:right w:val="single" w:color="C7D2DD" w:sz="6"/>
+          <w:insideH w:val="single" w:color="auto" w:sz="4"/>
+          <w:insideV w:val="single" w:color="auto" w:sz="4"/>
+        </w:tblBorders>
+      </w:tblPr>
+      <w:tblGrid>
+        <w:gridCol w:w="100"/>
+      </w:tblGrid>
+      <w:tr>
+        <w:tc>
+          <w:tcPr>
+            <w:shd w:fill="FBF3E2" w:color="auto" w:val="clear"/>
+            <w:tcMar>
+              <w:top w:type="dxa" w:w="60"/>
+              <w:left w:type="dxa" w:w="120"/>
+              <w:bottom w:type="dxa" w:w="60"/>
+              <w:right w:type="dxa" w:w="120"/>
+            </w:tcMar>
+          </w:tcPr>
+          <w:p>
+            <w:pPr>
+              <w:spacing w:after="0" w:line="320"/>
+            </w:pPr>
+            <w:r>
+              <w:t xml:space="preserve"/>
+            </w:r>
+          </w:p>
+          <w:p>
+            <w:pPr>
+              <w:spacing w:after="0" w:line="320"/>
+            </w:pPr>
+            <w:r>
+              <w:t xml:space="preserve"/>
+            </w:r>
+          </w:p>
+          <w:p>
+            <w:pPr>
+              <w:spacing w:after="0" w:line="320"/>
+            </w:pPr>
+            <w:r>
+              <w:t xml:space="preserve"/>
+            </w:r>
+          </w:p>
+          <w:p>
+            <w:pPr>
+              <w:spacing w:after="0" w:line="320"/>
+            </w:pPr>
+            <w:r>
+              <w:t xml:space="preserve"/>
+            </w:r>
+          </w:p>
+          <w:p>
+            <w:pPr>
+              <w:spacing w:after="0" w:line="320"/>
+            </w:pPr>
+            <w:r>
+              <w:t xml:space="preserve"/>
+            </w:r>
+          </w:p>
+        </w:tc>
+      </w:tr>
+    </w:tbl>
+    <w:p>
+      <w:pPr>
+        <w:pStyle w:val="Heading2"/>
+        <w:spacing w:after="80" w:before="180"/>
+      </w:pPr>
+      <w:r>
+        <w:rPr>
+          <w:b/>
+          <w:bCs/>
+          <w:color w:val="12355B"/>
+          <w:sz w:val="24"/>
+          <w:szCs w:val="24"/>
+        </w:rPr>
+        <w:t xml:space="preserve">4. Check Your Explanation</w:t>
+      </w:r>
+      <w:r>
+        <w:rPr>
+          <w:i/>
+          <w:iCs/>
+          <w:color w:val="1FA6A2"/>
+          <w:sz w:val="19"/>
+          <w:szCs w:val="19"/>
+        </w:rPr>
+        <w:t xml:space="preserve">   five quick checks</w:t>
+      </w:r>
+    </w:p>
+    <w:p>
+      <w:pPr>
+        <w:spacing w:after="80"/>
+      </w:pPr>
+      <w:r>
+        <w:rPr>
+          <w:b/>
+          <w:bCs/>
+          <w:color w:val="1FA6A2"/>
+          <w:sz w:val="22"/>
+          <w:szCs w:val="22"/>
+        </w:rPr>
+        <w:t xml:space="preserve">☐  </w:t>
+      </w:r>
+      <w:r>
+        <w:rPr>
+          <w:sz w:val="20"/>
+          <w:szCs w:val="20"/>
+        </w:rPr>
+        <w:t xml:space="preserve">I answered the question.</w:t>
+      </w:r>
+      <w:r>
+        <w:rPr>
+          <w:i/>
+          <w:iCs/>
+          <w:color w:val="5F6F80"/>
+          <w:sz w:val="18"/>
+          <w:szCs w:val="18"/>
+        </w:rPr>
+        <w:br/>
+        <w:t xml:space="preserve">Respondí la pregunta.</w:t>
+      </w:r>
+    </w:p>
+    <w:p>
+      <w:pPr>
+        <w:spacing w:after="80"/>
+      </w:pPr>
+      <w:r>
+        <w:rPr>
+          <w:b/>
+          <w:bCs/>
+          <w:color w:val="1FA6A2"/>
+          <w:sz w:val="22"/>
+          <w:szCs w:val="22"/>
+        </w:rPr>
+        <w:t xml:space="preserve">☐  </w:t>
+      </w:r>
+      <w:r>
+        <w:rPr>
+          <w:sz w:val="20"/>
+          <w:szCs w:val="20"/>
+        </w:rPr>
+        <w:t xml:space="preserve">I used math evidence: numbers, an equation, a model, or a comparison.</w:t>
+      </w:r>
+      <w:r>
+        <w:rPr>
+          <w:i/>
+          <w:iCs/>
+          <w:color w:val="5F6F80"/>
+          <w:sz w:val="18"/>
+          <w:szCs w:val="18"/>
+        </w:rPr>
+        <w:br/>
+        <w:t xml:space="preserve">Usé evidencia matemática: números, una ecuación, un modelo o una comparación.</w:t>
+      </w:r>
+    </w:p>
+    <w:p>
+      <w:pPr>
+        <w:spacing w:after="80"/>
+      </w:pPr>
+      <w:r>
+        <w:rPr>
+          <w:b/>
+          <w:bCs/>
+          <w:color w:val="1FA6A2"/>
+          <w:sz w:val="22"/>
+          <w:szCs w:val="22"/>
+        </w:rPr>
+        <w:t xml:space="preserve">☐  </w:t>
+      </w:r>
+      <w:r>
+        <w:rPr>
+          <w:sz w:val="20"/>
+          <w:szCs w:val="20"/>
+        </w:rPr>
+        <w:t xml:space="preserve">I explained how the evidence proves my answer.</w:t>
+      </w:r>
+      <w:r>
+        <w:rPr>
+          <w:i/>
+          <w:iCs/>
+          <w:color w:val="5F6F80"/>
+          <w:sz w:val="18"/>
+          <w:szCs w:val="18"/>
+        </w:rPr>
+        <w:br/>
+        <w:t xml:space="preserve">Expliqué cómo la evidencia demuestra mi respuesta.</w:t>
+      </w:r>
+    </w:p>
+    <w:p>
+      <w:pPr>
+        <w:spacing w:after="80"/>
+      </w:pPr>
+      <w:r>
+        <w:rPr>
+          <w:b/>
+          <w:bCs/>
+          <w:color w:val="1FA6A2"/>
+          <w:sz w:val="22"/>
+          <w:szCs w:val="22"/>
+        </w:rPr>
+        <w:t xml:space="preserve">☐  </w:t>
+      </w:r>
+      <w:r>
+        <w:rPr>
+          <w:sz w:val="20"/>
+          <w:szCs w:val="20"/>
+        </w:rPr>
+        <w:t xml:space="preserve">I used at least two math words.</w:t>
+      </w:r>
+      <w:r>
+        <w:rPr>
+          <w:i/>
+          <w:iCs/>
+          <w:color w:val="5F6F80"/>
+          <w:sz w:val="18"/>
+          <w:szCs w:val="18"/>
+        </w:rPr>
+        <w:br/>
+        <w:t xml:space="preserve">Usé por lo menos dos palabras matemáticas.</w:t>
+      </w:r>
+    </w:p>
+    <w:p>
+      <w:pPr>
+        <w:spacing w:after="80"/>
+      </w:pPr>
+      <w:r>
+        <w:rPr>
+          <w:b/>
+          <w:bCs/>
+          <w:color w:val="1FA6A2"/>
+          <w:sz w:val="22"/>
+          <w:szCs w:val="22"/>
+        </w:rPr>
+        <w:t xml:space="preserve">☐  </w:t>
+      </w:r>
+      <w:r>
+        <w:rPr>
+          <w:sz w:val="20"/>
+          <w:szCs w:val="20"/>
+        </w:rPr>
+        <w:t xml:space="preserve">I reread complete sentences and punctuation.</w:t>
+      </w:r>
+      <w:r>
+        <w:rPr>
+          <w:i/>
+          <w:iCs/>
+          <w:color w:val="5F6F80"/>
+          <w:sz w:val="18"/>
+          <w:szCs w:val="18"/>
+        </w:rPr>
+        <w:br/>
+        <w:t xml:space="preserve">Volví a leer mis oraciones completas y la puntuación.</w:t>
+      </w:r>
+    </w:p>
+    <w:p>
+      <w:pPr>
+        <w:pStyle w:val="Heading1"/>
+        <w:pageBreakBefore/>
+        <w:pBdr>
+          <w:bottom w:val="single" w:color="1FA6A2" w:sz="14" w:space="6"/>
+        </w:pBdr>
+        <w:spacing w:after="140" w:before="0"/>
+      </w:pPr>
+      <w:r>
+        <w:rPr>
+          <w:b/>
+          <w:bCs/>
+          <w:color w:val="12355B"/>
+          <w:sz w:val="30"/>
+          <w:szCs w:val="30"/>
+        </w:rPr>
+        <w:t xml:space="preserve">Worked Example</w:t>
+      </w:r>
+    </w:p>
+    <w:p>
+      <w:pPr>
+        <w:pStyle w:val="Heading2"/>
+        <w:spacing w:after="80" w:before="180"/>
+      </w:pPr>
+      <w:r>
+        <w:rPr>
+          <w:b/>
+          <w:bCs/>
+          <w:color w:val="12355B"/>
+          <w:sz w:val="24"/>
+          <w:szCs w:val="24"/>
+        </w:rPr>
+        <w:t xml:space="preserve">Watch &amp; Read</w:t>
+      </w:r>
+      <w:r>
+        <w:rPr>
+          <w:i/>
+          <w:iCs/>
+          <w:color w:val="1FA6A2"/>
+          <w:sz w:val="19"/>
+          <w:szCs w:val="19"/>
+        </w:rPr>
+        <w:t xml:space="preserve">   I Do — follow along with your teacher</w:t>
+      </w:r>
+    </w:p>
+    <w:tbl>
+      <w:tblPr>
+        <w:tblW w:type="pct" w:w="100%"/>
+        <w:tblBorders>
+          <w:top w:val="single" w:color="1FA6A2" w:sz="8"/>
+          <w:left w:val="single" w:color="1FA6A2" w:sz="8"/>
+          <w:bottom w:val="single" w:color="1FA6A2" w:sz="8"/>
+          <w:right w:val="single" w:color="1FA6A2" w:sz="8"/>
+          <w:insideH w:val="single" w:color="auto" w:sz="4"/>
+          <w:insideV w:val="single" w:color="auto" w:sz="4"/>
+        </w:tblBorders>
+      </w:tblPr>
+      <w:tblGrid>
+        <w:gridCol w:w="100"/>
+      </w:tblGrid>
+      <w:tr>
+        <w:tc>
+          <w:tcPr>
+            <w:shd w:fill="E6F4F3" w:color="auto" w:val="clear"/>
+            <w:tcMar>
+              <w:top w:type="dxa" w:w="120"/>
+              <w:left w:type="dxa" w:w="180"/>
+              <w:bottom w:type="dxa" w:w="120"/>
+              <w:right w:type="dxa" w:w="180"/>
+            </w:tcMar>
+          </w:tcPr>
+          <w:p>
+            <w:pPr>
+              <w:spacing w:after="60"/>
+            </w:pPr>
+            <w:r>
+              <w:rPr>
+                <w:b/>
+                <w:bCs/>
+                <w:color w:val="12355B"/>
+                <w:sz w:val="22"/>
+                <w:szCs w:val="22"/>
+              </w:rPr>
+              <w:t xml:space="preserve">Player Consistency Report</w:t>
+            </w:r>
+          </w:p>
+          <w:p>
+            <w:pPr>
+              <w:spacing w:after="0"/>
+            </w:pPr>
+            <w:r>
+              <w:rPr>
+                <w:sz w:val="21"/>
+                <w:szCs w:val="21"/>
+              </w:rPr>
+              <w:t xml:space="preserve">Coach wants to know which basketball player is more consistent: Player A scored 18, 22, 20, 24, 16 points in the last 5 games. Player B scored 10, 30, 25, 12, 23 points. Both players average 20 points per game. Which player would you count on to score close to 20 every night?</w:t>
+            </w:r>
+          </w:p>
+        </w:tc>
+      </w:tr>
+    </w:tbl>
+    <w:p>
+      <w:pPr>
+        <w:spacing w:after="80"/>
+      </w:pPr>
+      <w:r>
+        <w:t xml:space="preserve"/>
+      </w:r>
+    </w:p>
+    <w:p>
+      <w:pPr>
+        <w:spacing w:after="50" w:before="60"/>
+      </w:pPr>
+      <w:r>
+        <w:rPr>
+          <w:b/>
+          <w:bCs/>
+          <w:color w:val="12355B"/>
+          <w:sz w:val="21"/>
+          <w:szCs w:val="21"/>
+        </w:rPr>
+        <w:t xml:space="preserve">Think about:</w:t>
+      </w:r>
+    </w:p>
+    <w:p>
+      <w:pPr>
+        <w:spacing w:after="40"/>
+        <w:ind w:left="300"/>
+      </w:pPr>
+      <w:r>
+        <w:rPr>
+          <w:sz w:val="20"/>
+          <w:szCs w:val="20"/>
+        </w:rPr>
+        <w:t xml:space="preserve">•  Both players have the same mean. Looking at the listed scores, what is different about them?</w:t>
+      </w:r>
+    </w:p>
+    <w:p>
+      <w:pPr>
+        <w:spacing w:after="40"/>
+        <w:ind w:left="300"/>
+      </w:pPr>
+      <w:r>
+        <w:rPr>
+          <w:sz w:val="20"/>
+          <w:szCs w:val="20"/>
+        </w:rPr>
+        <w:t xml:space="preserve">•  Using the dot plot of Player A's scores and the scores listed for Player B in the story, which player's scores stay closer to 20?</w:t>
+      </w:r>
+    </w:p>
+    <w:p>
+      <w:pPr>
+        <w:spacing w:after="40"/>
+        <w:ind w:left="300"/>
+      </w:pPr>
+      <w:r>
+        <w:rPr>
+          <w:sz w:val="20"/>
+          <w:szCs w:val="20"/>
+        </w:rPr>
+        <w:t xml:space="preserve">•  Which player has the biggest single-game difference from 20?</w:t>
+      </w:r>
+    </w:p>
+    <w:p>
+      <w:pPr>
+        <w:spacing w:after="40"/>
+        <w:ind w:left="300"/>
+      </w:pPr>
+      <w:r>
+        <w:rPr>
+          <w:sz w:val="20"/>
+          <w:szCs w:val="20"/>
+        </w:rPr>
+        <w:t xml:space="preserve">•  How can we measure how spread out each player's scores are?</w:t>
+      </w:r>
+    </w:p>
+    <w:p>
+      <w:pPr>
+        <w:spacing w:after="40"/>
+        <w:ind w:left="300"/>
+      </w:pPr>
+      <w:r>
+        <w:rPr>
+          <w:sz w:val="20"/>
+          <w:szCs w:val="20"/>
+        </w:rPr>
+        <w:t xml:space="preserve">•  Is there a number that tells us which player is more consistent?</w:t>
+      </w:r>
+    </w:p>
+    <w:p>
+      <w:pPr>
+        <w:pStyle w:val="Heading2"/>
+        <w:spacing w:after="80" w:before="180"/>
+      </w:pPr>
+      <w:r>
+        <w:rPr>
+          <w:b/>
+          <w:bCs/>
+          <w:color w:val="12355B"/>
+          <w:sz w:val="24"/>
+          <w:szCs w:val="24"/>
+        </w:rPr>
+        <w:t xml:space="preserve">Solved Example</w:t>
+      </w:r>
+      <w:r>
+        <w:rPr>
+          <w:i/>
+          <w:iCs/>
+          <w:color w:val="1FA6A2"/>
+          <w:sz w:val="19"/>
+          <w:szCs w:val="19"/>
+        </w:rPr>
+        <w:t xml:space="preserve">   I Do — watch each step</w:t>
+      </w:r>
+    </w:p>
+    <w:p>
+      <w:pPr>
+        <w:keepNext/>
+        <w:spacing w:after="40"/>
+      </w:pPr>
+      <w:r>
+        <w:rPr>
+          <w:b/>
+          <w:bCs/>
+          <w:color w:val="12355B"/>
+          <w:sz w:val="21"/>
+          <w:szCs w:val="21"/>
+        </w:rPr>
+        <w:t xml:space="preserve">Problem:  </w:t>
+      </w:r>
+      <w:r>
+        <w:rPr>
+          <w:sz w:val="21"/>
+          <w:szCs w:val="21"/>
+        </w:rPr>
+        <w:t xml:space="preserve">The mean of a data set is 15. One value is 11. What is the absolute deviation of that value from the mean?</w:t>
+      </w:r>
+    </w:p>
+    <w:p>
+      <w:pPr>
+        <w:spacing w:after="30"/>
+        <w:ind w:left="420"/>
+      </w:pPr>
+      <w:r>
+        <w:rPr>
+          <w:sz w:val="20"/>
+          <w:szCs w:val="20"/>
+        </w:rPr>
+        <w:t xml:space="preserve">A)  4</w:t>
+      </w:r>
+    </w:p>
+    <w:p>
+      <w:pPr>
+        <w:spacing w:after="30"/>
+        <w:ind w:left="420"/>
+      </w:pPr>
+      <w:r>
+        <w:rPr>
+          <w:sz w:val="20"/>
+          <w:szCs w:val="20"/>
+        </w:rPr>
+        <w:t xml:space="preserve">B)  −4</w:t>
+      </w:r>
+    </w:p>
+    <w:p>
+      <w:pPr>
+        <w:spacing w:after="30"/>
+        <w:ind w:left="420"/>
+      </w:pPr>
+      <w:r>
+        <w:rPr>
+          <w:sz w:val="20"/>
+          <w:szCs w:val="20"/>
+        </w:rPr>
+        <w:t xml:space="preserve">C)  26</w:t>
+      </w:r>
+    </w:p>
+    <w:p>
+      <w:pPr>
+        <w:spacing w:after="30"/>
+        <w:ind w:left="420"/>
+      </w:pPr>
+      <w:r>
+        <w:rPr>
+          <w:sz w:val="20"/>
+          <w:szCs w:val="20"/>
+        </w:rPr>
+        <w:t xml:space="preserve">D)  11</w:t>
+      </w:r>
+    </w:p>
+    <w:p>
+      <w:pPr>
+        <w:spacing w:after="20" w:before="50"/>
+      </w:pPr>
+      <w:r>
+        <w:rPr>
+          <w:b/>
+          <w:bCs/>
+          <w:color w:val="1FA6A2"/>
+          <w:sz w:val="21"/>
+          <w:szCs w:val="21"/>
+        </w:rPr>
+        <w:t xml:space="preserve">Step 1:  </w:t>
+      </w:r>
+      <w:r>
+        <w:rPr>
+          <w:sz w:val="21"/>
+          <w:szCs w:val="21"/>
+        </w:rPr>
+        <w:t xml:space="preserve">Deviation = 11 − 15 = −4.</w:t>
+      </w:r>
+    </w:p>
+    <w:p>
+      <w:pPr>
+        <w:spacing w:after="20" w:before="50"/>
+      </w:pPr>
+      <w:r>
+        <w:rPr>
+          <w:b/>
+          <w:bCs/>
+          <w:color w:val="1FA6A2"/>
+          <w:sz w:val="21"/>
+          <w:szCs w:val="21"/>
+        </w:rPr>
+        <w:t xml:space="preserve">Step 2:  </w:t>
+      </w:r>
+      <w:r>
+        <w:rPr>
+          <w:sz w:val="21"/>
+          <w:szCs w:val="21"/>
+        </w:rPr>
+        <w:t xml:space="preserve">Absolute deviation = |−4| = 4.</w:t>
+      </w:r>
+    </w:p>
+    <w:p>
+      <w:pPr>
+        <w:spacing w:after="40" w:before="60"/>
+      </w:pPr>
+      <w:r>
+        <w:rPr>
+          <w:b/>
+          <w:bCs/>
+          <w:color w:val="12355B"/>
+          <w:sz w:val="21"/>
+          <w:szCs w:val="21"/>
+        </w:rPr>
+        <w:t xml:space="preserve">Answer:  </w:t>
+      </w:r>
+      <w:r>
+        <w:rPr>
+          <w:b/>
+          <w:bCs/>
+          <w:sz w:val="21"/>
+          <w:szCs w:val="21"/>
+        </w:rPr>
+        <w:t xml:space="preserve">A. 4</w:t>
+      </w:r>
+    </w:p>
+    <w:p>
+      <w:pPr>
+        <w:pStyle w:val="Heading1"/>
+        <w:pageBreakBefore/>
+        <w:pBdr>
+          <w:bottom w:val="single" w:color="1FA6A2" w:sz="14" w:space="6"/>
+        </w:pBdr>
+        <w:spacing w:after="140" w:before="0"/>
+      </w:pPr>
+      <w:r>
+        <w:rPr>
+          <w:b/>
+          <w:bCs/>
+          <w:color w:val="12355B"/>
+          <w:sz w:val="30"/>
+          <w:szCs w:val="30"/>
+        </w:rPr>
+        <w:t xml:space="preserve">Guided Practice</w:t>
+      </w:r>
+    </w:p>
+    <w:p>
+      <w:pPr>
+        <w:pStyle w:val="Heading2"/>
+        <w:spacing w:after="80" w:before="180"/>
+      </w:pPr>
+      <w:r>
+        <w:rPr>
+          <w:b/>
+          <w:bCs/>
+          <w:color w:val="12355B"/>
+          <w:sz w:val="24"/>
+          <w:szCs w:val="24"/>
+        </w:rPr>
+        <w:t xml:space="preserve">Solve Together</w:t>
+      </w:r>
+      <w:r>
+        <w:rPr>
+          <w:i/>
+          <w:iCs/>
+          <w:color w:val="6B4FA0"/>
+          <w:sz w:val="19"/>
+          <w:szCs w:val="19"/>
+        </w:rPr>
+        <w:t xml:space="preserve">   We Do — work with your class</w:t>
+      </w:r>
+    </w:p>
+    <w:p>
+      <w:pPr>
+        <w:keepNext/>
+        <w:spacing w:after="40" w:before="40"/>
+      </w:pPr>
+      <w:r>
+        <w:rPr>
+          <w:b/>
+          <w:bCs/>
+          <w:color w:val="12355B"/>
+          <w:sz w:val="21"/>
+          <w:szCs w:val="21"/>
+        </w:rPr>
+        <w:t xml:space="preserve">Problem:  </w:t>
+      </w:r>
+      <w:r>
+        <w:rPr>
+          <w:sz w:val="21"/>
+          <w:szCs w:val="21"/>
+        </w:rPr>
+        <w:t xml:space="preserve">A data set has absolute deviations of 3, 1, 5, 2, 4. What is the MAD?</w:t>
+      </w:r>
+    </w:p>
+    <w:p>
+      <w:pPr>
+        <w:spacing w:after="30"/>
+        <w:ind w:left="420"/>
+      </w:pPr>
+      <w:r>
+        <w:rPr>
+          <w:sz w:val="20"/>
+          <w:szCs w:val="20"/>
+        </w:rPr>
+        <w:t xml:space="preserve">A)  3</w:t>
+      </w:r>
+    </w:p>
+    <w:p>
+      <w:pPr>
+        <w:spacing w:after="30"/>
+        <w:ind w:left="420"/>
+      </w:pPr>
+      <w:r>
+        <w:rPr>
+          <w:sz w:val="20"/>
+          <w:szCs w:val="20"/>
+        </w:rPr>
+        <w:t xml:space="preserve">B)  5</w:t>
+      </w:r>
+    </w:p>
+    <w:p>
+      <w:pPr>
+        <w:spacing w:after="30"/>
+        <w:ind w:left="420"/>
+      </w:pPr>
+      <w:r>
+        <w:rPr>
+          <w:sz w:val="20"/>
+          <w:szCs w:val="20"/>
+        </w:rPr>
+        <w:t xml:space="preserve">C)  15</w:t>
+      </w:r>
+    </w:p>
+    <w:p>
+      <w:pPr>
+        <w:spacing w:after="30"/>
+        <w:ind w:left="420"/>
+      </w:pPr>
+      <w:r>
+        <w:rPr>
+          <w:sz w:val="20"/>
+          <w:szCs w:val="20"/>
+        </w:rPr>
+        <w:t xml:space="preserve">D)  1</w:t>
+      </w:r>
+    </w:p>
+    <w:p>
+      <w:pPr>
+        <w:keepNext/>
+        <w:spacing w:after="0" w:before="50"/>
+      </w:pPr>
+      <w:r>
+        <w:rPr>
+          <w:b/>
+          <w:bCs/>
+          <w:color w:val="6B4FA0"/>
+          <w:sz w:val="21"/>
+          <w:szCs w:val="21"/>
+        </w:rPr>
+        <w:t xml:space="preserve">Step 1:</w:t>
+      </w:r>
+    </w:p>
+    <w:p>
+      <w:pPr>
+        <w:pBdr>
+          <w:bottom w:val="single" w:color="AFBECC" w:sz="6"/>
+        </w:pBdr>
+        <w:spacing w:after="30" w:before="150"/>
+      </w:pPr>
+      <w:r>
+        <w:t xml:space="preserve"/>
+      </w:r>
+    </w:p>
+    <w:p>
+      <w:pPr>
+        <w:keepNext/>
+        <w:spacing w:after="0" w:before="50"/>
+      </w:pPr>
+      <w:r>
+        <w:rPr>
+          <w:b/>
+          <w:bCs/>
+          <w:color w:val="6B4FA0"/>
+          <w:sz w:val="21"/>
+          <w:szCs w:val="21"/>
+        </w:rPr>
+        <w:t xml:space="preserve">Step 2:</w:t>
+      </w:r>
+    </w:p>
+    <w:p>
+      <w:pPr>
+        <w:pBdr>
+          <w:bottom w:val="single" w:color="AFBECC" w:sz="6"/>
+        </w:pBdr>
+        <w:spacing w:after="30" w:before="150"/>
+      </w:pPr>
+      <w:r>
+        <w:t xml:space="preserve"/>
+      </w:r>
+    </w:p>
+    <w:p>
+      <w:pPr>
+        <w:keepNext/>
+        <w:spacing w:after="0" w:before="60"/>
+      </w:pPr>
+      <w:r>
+        <w:rPr>
+          <w:b/>
+          <w:bCs/>
+          <w:color w:val="12355B"/>
+          <w:sz w:val="21"/>
+          <w:szCs w:val="21"/>
+        </w:rPr>
+        <w:t xml:space="preserve">Answer:</w:t>
+      </w:r>
+    </w:p>
+    <w:p>
+      <w:pPr>
+        <w:pBdr>
+          <w:bottom w:val="single" w:color="AFBECC" w:sz="6"/>
+        </w:pBdr>
+        <w:spacing w:after="30" w:before="150"/>
+      </w:pPr>
+      <w:r>
+        <w:t xml:space="preserve"/>
+      </w:r>
+    </w:p>
+    <w:p>
+      <w:pPr>
+        <w:spacing w:after="80"/>
+      </w:pPr>
+      <w:r>
+        <w:t xml:space="preserve"/>
+      </w:r>
+    </w:p>
+    <w:tbl>
+      <w:tblPr>
+        <w:tblW w:type="pct" w:w="100%"/>
+        <w:tblBorders>
+          <w:top w:val="single" w:color="BBD0DE" w:sz="8"/>
+          <w:left w:val="single" w:color="BBD0DE" w:sz="8"/>
+          <w:bottom w:val="single" w:color="BBD0DE" w:sz="8"/>
+          <w:right w:val="single" w:color="BBD0DE" w:sz="8"/>
+          <w:insideH w:val="single" w:color="auto" w:sz="4"/>
+          <w:insideV w:val="single" w:color="auto" w:sz="4"/>
+        </w:tblBorders>
+      </w:tblPr>
+      <w:tblGrid>
+        <w:gridCol w:w="100"/>
+      </w:tblGrid>
+      <w:tr>
+        <w:tc>
+          <w:tcPr>
+            <w:shd w:fill="EEF4F8" w:color="auto" w:val="clear"/>
+            <w:tcMar>
+              <w:top w:type="dxa" w:w="120"/>
+              <w:left w:type="dxa" w:w="180"/>
+              <w:bottom w:type="dxa" w:w="120"/>
+              <w:right w:type="dxa" w:w="180"/>
+            </w:tcMar>
+          </w:tcPr>
+          <w:p>
+            <w:pPr>
               <w:spacing w:after="60"/>
             </w:pPr>
             <w:r>
@@ -3628,6 +4924,97 @@
           <w:szCs w:val="19"/>
         </w:rPr>
         <w:t xml:space="preserve">  — Deviations: −2, 2, 0, 4, −4. Absolute deviations: 2, 2, 0, 4, 4. Sum = 12. MAD = 12 ÷ 5 = 2.4.</w:t>
+      </w:r>
+    </w:p>
+    <w:p>
+      <w:pPr>
+        <w:pStyle w:val="Heading2"/>
+        <w:spacing w:after="80" w:before="180"/>
+      </w:pPr>
+      <w:r>
+        <w:rPr>
+          <w:b/>
+          <w:bCs/>
+          <w:color w:val="12355B"/>
+          <w:sz w:val="24"/>
+          <w:szCs w:val="24"/>
+        </w:rPr>
+        <w:t xml:space="preserve">Math Writing Criteria</w:t>
+      </w:r>
+    </w:p>
+    <w:p>
+      <w:pPr>
+        <w:spacing w:after="100"/>
+      </w:pPr>
+      <w:r>
+        <w:rPr>
+          <w:i/>
+          <w:iCs/>
+          <w:color w:val="5F6F80"/>
+          <w:sz w:val="19"/>
+          <w:szCs w:val="19"/>
+        </w:rPr>
+        <w:t xml:space="preserve">The support level changes the amount of language scaffolding, not the mathematical expectation.</w:t>
+      </w:r>
+    </w:p>
+    <w:p>
+      <w:pPr>
+        <w:spacing w:after="80"/>
+      </w:pPr>
+      <w:r>
+        <w:rPr>
+          <w:sz w:val="20"/>
+          <w:szCs w:val="20"/>
+        </w:rPr>
+        <w:t xml:space="preserve">☐  I answered the question.</w:t>
+      </w:r>
+    </w:p>
+    <w:p>
+      <w:pPr>
+        <w:spacing w:after="80"/>
+      </w:pPr>
+      <w:r>
+        <w:rPr>
+          <w:sz w:val="20"/>
+          <w:szCs w:val="20"/>
+        </w:rPr>
+        <w:t xml:space="preserve">☐  I used math evidence: numbers, an equation, a model, or a comparison.</w:t>
+      </w:r>
+    </w:p>
+    <w:p>
+      <w:pPr>
+        <w:spacing w:after="80"/>
+      </w:pPr>
+      <w:r>
+        <w:rPr>
+          <w:sz w:val="20"/>
+          <w:szCs w:val="20"/>
+        </w:rPr>
+        <w:t xml:space="preserve">☐  I explained how the evidence proves my answer.</w:t>
+      </w:r>
+    </w:p>
+    <w:p>
+      <w:pPr>
+        <w:spacing w:after="80"/>
+      </w:pPr>
+      <w:r>
+        <w:rPr>
+          <w:sz w:val="20"/>
+          <w:szCs w:val="20"/>
+        </w:rPr>
+        <w:t xml:space="preserve">☐  I used at least two math words.</w:t>
+      </w:r>
+    </w:p>
+    <w:p>
+      <w:pPr>
+        <w:spacing w:after="80"/>
+      </w:pPr>
+      <w:r>
+        <w:rPr>
+          <w:sz w:val="20"/>
+          <w:szCs w:val="20"/>
+        </w:rPr>
+        <w:t xml:space="preserve">☐  I reread complete sentences and punctuation.</w:t>
       </w:r>
     </w:p>
     <w:sectPr>

--- a/lessons/8-3/downloads/8-3-notes-teacher.docx
+++ b/lessons/8-3/downloads/8-3-notes-teacher.docx
@@ -1447,7 +1447,7 @@
           <w:sz w:val="22"/>
           <w:szCs w:val="22"/>
         </w:rPr>
-        <w:t xml:space="preserve">__________  —  Use inverse multiplication or division to isolate the variable.</w:t>
+        <w:t xml:space="preserve">Undo a multiplication by ___ both sides by the same number.</w:t>
       </w:r>
     </w:p>
     <w:p>

--- a/lessons/8-3/downloads/8-3-notes-teacher.docx
+++ b/lessons/8-3/downloads/8-3-notes-teacher.docx
@@ -219,10 +219,12 @@
     <w:p>
       <w:pPr>
         <w:pStyle w:val="Heading1"/>
+        <w:keepNext/>
+        <w:keepLines/>
         <w:pBdr>
           <w:bottom w:val="single" w:color="1FA6A2" w:sz="14" w:space="6"/>
         </w:pBdr>
-        <w:spacing w:after="140" w:before="260"/>
+        <w:spacing w:after="140" w:before="300"/>
       </w:pPr>
       <w:r>
         <w:rPr>
@@ -1331,10 +1333,12 @@
     <w:p>
       <w:pPr>
         <w:pStyle w:val="Heading1"/>
+        <w:keepNext/>
+        <w:keepLines/>
         <w:pBdr>
           <w:bottom w:val="single" w:color="1FA6A2" w:sz="14" w:space="6"/>
         </w:pBdr>
-        <w:spacing w:after="140" w:before="260"/>
+        <w:spacing w:after="140" w:before="300"/>
       </w:pPr>
       <w:r>
         <w:rPr>
@@ -1430,7 +1434,8 @@
     </w:p>
     <w:p>
       <w:pPr>
-        <w:spacing w:after="120" w:before="80"/>
+        <w:keepLines/>
+        <w:spacing w:after="260" w:before="200"/>
       </w:pPr>
       <w:r>
         <w:rPr>
@@ -1447,34 +1452,27 @@
           <w:sz w:val="22"/>
           <w:szCs w:val="22"/>
         </w:rPr>
-        <w:t xml:space="preserve">Undo a multiplication by ___ both sides by the same number.</w:t>
-      </w:r>
-    </w:p>
-    <w:p>
-      <w:pPr>
-        <w:spacing w:after="120" w:before="80"/>
-      </w:pPr>
-      <w:r>
-        <w:rPr>
-          <w:b/>
-          <w:bCs/>
-          <w:color w:val="12355B"/>
+        <w:t xml:space="preserve">Undo a multiplication by </w:t>
+      </w:r>
+      <w:r>
+        <w:rPr>
           <w:sz w:val="22"/>
           <w:szCs w:val="22"/>
         </w:rPr>
-        <w:t xml:space="preserve">2.  </w:t>
+        <w:t xml:space="preserve">________________</w:t>
       </w:r>
       <w:r>
         <w:rPr>
           <w:sz w:val="22"/>
           <w:szCs w:val="22"/>
         </w:rPr>
-        <w:t xml:space="preserve">An operation that undoes another, like division undoing multiplication, is an ___.</w:t>
-      </w:r>
-    </w:p>
-    <w:p>
-      <w:pPr>
-        <w:spacing w:after="120" w:before="80"/>
+        <w:t xml:space="preserve"> both sides by the same number.</w:t>
+      </w:r>
+    </w:p>
+    <w:p>
+      <w:pPr>
+        <w:keepLines/>
+        <w:spacing w:after="260" w:before="200"/>
       </w:pPr>
       <w:r>
         <w:rPr>
@@ -1484,41 +1482,34 @@
           <w:sz w:val="22"/>
           <w:szCs w:val="22"/>
         </w:rPr>
-        <w:t xml:space="preserve">3.  </w:t>
+        <w:t xml:space="preserve">2.  </w:t>
       </w:r>
       <w:r>
         <w:rPr>
           <w:sz w:val="22"/>
           <w:szCs w:val="22"/>
         </w:rPr>
-        <w:t xml:space="preserve">To undo dividing by a number, I ___ both sides by that number.</w:t>
-      </w:r>
-    </w:p>
-    <w:p>
-      <w:pPr>
-        <w:spacing w:after="120" w:before="80"/>
-      </w:pPr>
-      <w:r>
-        <w:rPr>
-          <w:b/>
-          <w:bCs/>
-          <w:color w:val="12355B"/>
+        <w:t xml:space="preserve">An operation that undoes another, like division undoing multiplication, is an </w:t>
+      </w:r>
+      <w:r>
+        <w:rPr>
           <w:sz w:val="22"/>
           <w:szCs w:val="22"/>
         </w:rPr>
-        <w:t xml:space="preserve">4.  </w:t>
+        <w:t xml:space="preserve">________________</w:t>
       </w:r>
       <w:r>
         <w:rPr>
           <w:sz w:val="22"/>
           <w:szCs w:val="22"/>
         </w:rPr>
-        <w:t xml:space="preserve">To undo multiplying by a number, I ___ both sides by that number.</w:t>
-      </w:r>
-    </w:p>
-    <w:p>
-      <w:pPr>
-        <w:spacing w:after="120" w:before="80"/>
+        <w:t xml:space="preserve">.</w:t>
+      </w:r>
+    </w:p>
+    <w:p>
+      <w:pPr>
+        <w:keepLines/>
+        <w:spacing w:after="260" w:before="200"/>
       </w:pPr>
       <w:r>
         <w:rPr>
@@ -1528,41 +1519,34 @@
           <w:sz w:val="22"/>
           <w:szCs w:val="22"/>
         </w:rPr>
-        <w:t xml:space="preserve">5.  </w:t>
+        <w:t xml:space="preserve">3.  </w:t>
       </w:r>
       <w:r>
         <w:rPr>
           <w:sz w:val="22"/>
           <w:szCs w:val="22"/>
         </w:rPr>
-        <w:t xml:space="preserve">To get the variable alone on one side is to ___ it.</w:t>
-      </w:r>
-    </w:p>
-    <w:p>
-      <w:pPr>
-        <w:spacing w:after="120" w:before="80"/>
-      </w:pPr>
-      <w:r>
-        <w:rPr>
-          <w:b/>
-          <w:bCs/>
-          <w:color w:val="12355B"/>
+        <w:t xml:space="preserve">To undo dividing by a number, I </w:t>
+      </w:r>
+      <w:r>
+        <w:rPr>
           <w:sz w:val="22"/>
           <w:szCs w:val="22"/>
         </w:rPr>
-        <w:t xml:space="preserve">6.  </w:t>
+        <w:t xml:space="preserve">________________</w:t>
       </w:r>
       <w:r>
         <w:rPr>
           <w:sz w:val="22"/>
           <w:szCs w:val="22"/>
         </w:rPr>
-        <w:t xml:space="preserve">The number multiplied by a variable is the ___.</w:t>
-      </w:r>
-    </w:p>
-    <w:p>
-      <w:pPr>
-        <w:spacing w:after="120" w:before="80"/>
+        <w:t xml:space="preserve"> both sides by that number.</w:t>
+      </w:r>
+    </w:p>
+    <w:p>
+      <w:pPr>
+        <w:keepLines/>
+        <w:spacing w:after="260" w:before="200"/>
       </w:pPr>
       <w:r>
         <w:rPr>
@@ -1572,24 +1556,150 @@
           <w:sz w:val="22"/>
           <w:szCs w:val="22"/>
         </w:rPr>
-        <w:t xml:space="preserve">7.  </w:t>
+        <w:t xml:space="preserve">4.  </w:t>
       </w:r>
       <w:r>
         <w:rPr>
           <w:sz w:val="22"/>
           <w:szCs w:val="22"/>
         </w:rPr>
-        <w:t xml:space="preserve">The value of the variable that makes an equation true is the ___.</w:t>
+        <w:t xml:space="preserve">To undo multiplying by a number, I </w:t>
+      </w:r>
+      <w:r>
+        <w:rPr>
+          <w:sz w:val="22"/>
+          <w:szCs w:val="22"/>
+        </w:rPr>
+        <w:t xml:space="preserve">________________</w:t>
+      </w:r>
+      <w:r>
+        <w:rPr>
+          <w:sz w:val="22"/>
+          <w:szCs w:val="22"/>
+        </w:rPr>
+        <w:t xml:space="preserve"> both sides by that number.</w:t>
+      </w:r>
+    </w:p>
+    <w:p>
+      <w:pPr>
+        <w:keepLines/>
+        <w:spacing w:after="260" w:before="200"/>
+      </w:pPr>
+      <w:r>
+        <w:rPr>
+          <w:b/>
+          <w:bCs/>
+          <w:color w:val="12355B"/>
+          <w:sz w:val="22"/>
+          <w:szCs w:val="22"/>
+        </w:rPr>
+        <w:t xml:space="preserve">5.  </w:t>
+      </w:r>
+      <w:r>
+        <w:rPr>
+          <w:sz w:val="22"/>
+          <w:szCs w:val="22"/>
+        </w:rPr>
+        <w:t xml:space="preserve">To get the variable alone on one side is to </w:t>
+      </w:r>
+      <w:r>
+        <w:rPr>
+          <w:sz w:val="22"/>
+          <w:szCs w:val="22"/>
+        </w:rPr>
+        <w:t xml:space="preserve">________________</w:t>
+      </w:r>
+      <w:r>
+        <w:rPr>
+          <w:sz w:val="22"/>
+          <w:szCs w:val="22"/>
+        </w:rPr>
+        <w:t xml:space="preserve"> it.</w:t>
+      </w:r>
+    </w:p>
+    <w:p>
+      <w:pPr>
+        <w:keepLines/>
+        <w:spacing w:after="260" w:before="200"/>
+      </w:pPr>
+      <w:r>
+        <w:rPr>
+          <w:b/>
+          <w:bCs/>
+          <w:color w:val="12355B"/>
+          <w:sz w:val="22"/>
+          <w:szCs w:val="22"/>
+        </w:rPr>
+        <w:t xml:space="preserve">6.  </w:t>
+      </w:r>
+      <w:r>
+        <w:rPr>
+          <w:sz w:val="22"/>
+          <w:szCs w:val="22"/>
+        </w:rPr>
+        <w:t xml:space="preserve">The number multiplied by a variable is the </w:t>
+      </w:r>
+      <w:r>
+        <w:rPr>
+          <w:sz w:val="22"/>
+          <w:szCs w:val="22"/>
+        </w:rPr>
+        <w:t xml:space="preserve">________________</w:t>
+      </w:r>
+      <w:r>
+        <w:rPr>
+          <w:sz w:val="22"/>
+          <w:szCs w:val="22"/>
+        </w:rPr>
+        <w:t xml:space="preserve">.</w:t>
+      </w:r>
+    </w:p>
+    <w:p>
+      <w:pPr>
+        <w:keepLines/>
+        <w:spacing w:after="260" w:before="200"/>
+      </w:pPr>
+      <w:r>
+        <w:rPr>
+          <w:b/>
+          <w:bCs/>
+          <w:color w:val="12355B"/>
+          <w:sz w:val="22"/>
+          <w:szCs w:val="22"/>
+        </w:rPr>
+        <w:t xml:space="preserve">7.  </w:t>
+      </w:r>
+      <w:r>
+        <w:rPr>
+          <w:sz w:val="22"/>
+          <w:szCs w:val="22"/>
+        </w:rPr>
+        <w:t xml:space="preserve">The value of the variable that makes an equation true is the </w:t>
+      </w:r>
+      <w:r>
+        <w:rPr>
+          <w:sz w:val="22"/>
+          <w:szCs w:val="22"/>
+        </w:rPr>
+        <w:t xml:space="preserve">________________</w:t>
+      </w:r>
+      <w:r>
+        <w:rPr>
+          <w:sz w:val="22"/>
+          <w:szCs w:val="22"/>
+        </w:rPr>
+        <w:t xml:space="preserve">.</w:t>
       </w:r>
     </w:p>
     <w:p>
       <w:pPr>
         <w:pStyle w:val="Heading1"/>
-        <w:pageBreakBefore/>
+        <w:keepNext/>
+        <w:keepLines/>
         <w:pBdr>
           <w:bottom w:val="single" w:color="1FA6A2" w:sz="14" w:space="6"/>
         </w:pBdr>
-        <w:spacing w:after="140" w:before="0"/>
+        <w:spacing w:after="140" w:before="300"/>
       </w:pPr>
       <w:r>
         <w:rPr>
@@ -2870,11 +2980,12 @@
     <w:p>
       <w:pPr>
         <w:pStyle w:val="Heading1"/>
-        <w:pageBreakBefore/>
+        <w:keepNext/>
+        <w:keepLines/>
         <w:pBdr>
           <w:bottom w:val="single" w:color="1FA6A2" w:sz="14" w:space="6"/>
         </w:pBdr>
-        <w:spacing w:after="140" w:before="0"/>
+        <w:spacing w:after="140" w:before="300"/>
       </w:pPr>
       <w:r>
         <w:rPr>
@@ -3229,11 +3340,12 @@
     <w:p>
       <w:pPr>
         <w:pStyle w:val="Heading1"/>
-        <w:pageBreakBefore/>
+        <w:keepNext/>
+        <w:keepLines/>
         <w:pBdr>
           <w:bottom w:val="single" w:color="1FA6A2" w:sz="14" w:space="6"/>
         </w:pBdr>
-        <w:spacing w:after="140" w:before="0"/>
+        <w:spacing w:after="140" w:before="300"/>
       </w:pPr>
       <w:r>
         <w:rPr>
@@ -3954,11 +4066,12 @@
     <w:p>
       <w:pPr>
         <w:pStyle w:val="Heading1"/>
-        <w:pageBreakBefore/>
+        <w:keepNext/>
+        <w:keepLines/>
         <w:pBdr>
           <w:bottom w:val="single" w:color="1FA6A2" w:sz="14" w:space="6"/>
         </w:pBdr>
-        <w:spacing w:after="140" w:before="0"/>
+        <w:spacing w:after="140" w:before="300"/>
       </w:pPr>
       <w:r>
         <w:rPr>
@@ -4457,11 +4570,12 @@
     <w:p>
       <w:pPr>
         <w:pStyle w:val="Heading1"/>
-        <w:pageBreakBefore/>
+        <w:keepNext/>
+        <w:keepLines/>
         <w:pBdr>
           <w:bottom w:val="single" w:color="1FA6A2" w:sz="14" w:space="6"/>
         </w:pBdr>
-        <w:spacing w:after="140" w:before="0"/>
+        <w:spacing w:after="140" w:before="300"/>
       </w:pPr>
       <w:r>
         <w:rPr>
@@ -4574,6 +4688,8 @@
     <w:p>
       <w:pPr>
         <w:pStyle w:val="Heading1"/>
+        <w:keepNext/>
+        <w:keepLines/>
         <w:pageBreakBefore/>
         <w:pBdr>
           <w:bottom w:val="single" w:color="1FA6A2" w:sz="14" w:space="6"/>

--- a/lessons/8-3/downloads/8-3-notes-teacher.docx
+++ b/lessons/8-3/downloads/8-3-notes-teacher.docx
@@ -1712,47 +1712,6 @@
         <w:t xml:space="preserve">Write About the Math</w:t>
       </w:r>
     </w:p>
-    <w:p>
-      <w:pPr>
-        <w:spacing w:after="100"/>
-      </w:pPr>
-      <w:r>
-        <w:rPr>
-          <w:i/>
-          <w:iCs/>
-          <w:color w:val="5F6F80"/>
-          <w:sz w:val="19"/>
-          <w:szCs w:val="19"/>
-        </w:rPr>
-        <w:t xml:space="preserve">Use the support level you need. Every level answers the same math question.</w:t>
-      </w:r>
-    </w:p>
-    <w:p>
-      <w:pPr>
-        <w:pStyle w:val="Heading2"/>
-        <w:spacing w:after="80" w:before="180"/>
-      </w:pPr>
-      <w:r>
-        <w:rPr>
-          <w:b/>
-          <w:bCs/>
-          <w:color w:val="12355B"/>
-          <w:sz w:val="24"/>
-          <w:szCs w:val="24"/>
-        </w:rPr>
-        <w:t xml:space="preserve">1. Understand the Question</w:t>
-      </w:r>
-      <w:r>
-        <w:rPr>
-          <w:i/>
-          <w:iCs/>
-          <w:color w:val="B97A12"/>
-          <w:sz w:val="19"/>
-          <w:szCs w:val="19"/>
-        </w:rPr>
-        <w:t xml:space="preserve">   explain</w:t>
-      </w:r>
-    </w:p>
     <w:tbl>
       <w:tblPr>
         <w:tblW w:type="pct" w:w="100%"/>
@@ -1791,344 +1750,6 @@
               </w:rPr>
               <w:t xml:space="preserve">How many kits did the detective order? How did inverse operations help you solve this?</w:t>
             </w:r>
-          </w:p>
-          <w:p>
-            <w:pPr>
-              <w:spacing w:after="0"/>
-            </w:pPr>
-            <w:r>
-              <w:rPr>
-                <w:b/>
-                <w:bCs/>
-                <w:color w:val="12355B"/>
-                <w:sz w:val="20"/>
-                <w:szCs w:val="20"/>
-              </w:rPr>
-              <w:t xml:space="preserve">Your job:  </w:t>
-            </w:r>
-            <w:r>
-              <w:rPr>
-                <w:sz w:val="20"/>
-                <w:szCs w:val="20"/>
-              </w:rPr>
-              <w:t xml:space="preserve">Answer the question. Use math evidence. Explain how the evidence proves your answer.</w:t>
-            </w:r>
-            <w:r>
-              <w:rPr>
-                <w:i/>
-                <w:iCs/>
-                <w:color w:val="5F6F80"/>
-                <w:sz w:val="18"/>
-                <w:szCs w:val="18"/>
-              </w:rPr>
-              <w:br/>
-              <w:t xml:space="preserve">Responde la pregunta. Usa evidencia matemática. Explica cómo la evidencia demuestra tu respuesta.</w:t>
-            </w:r>
-          </w:p>
-        </w:tc>
-      </w:tr>
-    </w:tbl>
-    <w:p>
-      <w:pPr>
-        <w:pStyle w:val="Heading2"/>
-        <w:spacing w:after="80" w:before="180"/>
-      </w:pPr>
-      <w:r>
-        <w:rPr>
-          <w:b/>
-          <w:bCs/>
-          <w:color w:val="12355B"/>
-          <w:sz w:val="24"/>
-          <w:szCs w:val="24"/>
-        </w:rPr>
-        <w:t xml:space="preserve">2. Plan Your Math Words</w:t>
-      </w:r>
-      <w:r>
-        <w:rPr>
-          <w:i/>
-          <w:iCs/>
-          <w:color w:val="1FA6A2"/>
-          <w:sz w:val="19"/>
-          <w:szCs w:val="19"/>
-        </w:rPr>
-        <w:t xml:space="preserve">   check at least two</w:t>
-      </w:r>
-    </w:p>
-    <w:p>
-      <w:pPr>
-        <w:spacing w:after="60"/>
-      </w:pPr>
-      <w:r>
-        <w:rPr>
-          <w:b/>
-          <w:bCs/>
-          <w:color w:val="1FA6A2"/>
-          <w:sz w:val="22"/>
-          <w:szCs w:val="22"/>
-        </w:rPr>
-        <w:t xml:space="preserve">☐  </w:t>
-      </w:r>
-      <w:r>
-        <w:rPr>
-          <w:b/>
-          <w:bCs/>
-          <w:color w:val="12355B"/>
-          <w:sz w:val="20"/>
-          <w:szCs w:val="20"/>
-        </w:rPr>
-        <w:t xml:space="preserve">Solve Multiplication and Division Equations — </w:t>
-      </w:r>
-      <w:r>
-        <w:rPr>
-          <w:sz w:val="20"/>
-          <w:szCs w:val="20"/>
-        </w:rPr>
-        <w:t xml:space="preserve">Use inverse multiplication or division to isolate the variable.</w:t>
-      </w:r>
-      <w:r>
-        <w:rPr>
-          <w:i/>
-          <w:iCs/>
-          <w:color w:val="5F6F80"/>
-          <w:sz w:val="18"/>
-          <w:szCs w:val="18"/>
-        </w:rPr>
-        <w:br/>
-        <w:t xml:space="preserve">Resolver ecuaciones de multiplicación y división — Usar la multiplicación o división inversa para aislar la variable.</w:t>
-      </w:r>
-    </w:p>
-    <w:p>
-      <w:pPr>
-        <w:spacing w:after="60"/>
-      </w:pPr>
-      <w:r>
-        <w:rPr>
-          <w:b/>
-          <w:bCs/>
-          <w:color w:val="1FA6A2"/>
-          <w:sz w:val="22"/>
-          <w:szCs w:val="22"/>
-        </w:rPr>
-        <w:t xml:space="preserve">☐  </w:t>
-      </w:r>
-      <w:r>
-        <w:rPr>
-          <w:b/>
-          <w:bCs/>
-          <w:color w:val="12355B"/>
-          <w:sz w:val="20"/>
-          <w:szCs w:val="20"/>
-        </w:rPr>
-        <w:t xml:space="preserve">Inverse operation — </w:t>
-      </w:r>
-      <w:r>
-        <w:rPr>
-          <w:sz w:val="20"/>
-          <w:szCs w:val="20"/>
-        </w:rPr>
-        <w:t xml:space="preserve">Two math actions that undo each other, like × and ÷.</w:t>
-      </w:r>
-      <w:r>
-        <w:rPr>
-          <w:i/>
-          <w:iCs/>
-          <w:color w:val="5F6F80"/>
-          <w:sz w:val="18"/>
-          <w:szCs w:val="18"/>
-        </w:rPr>
-        <w:br/>
-        <w:t xml:space="preserve">Operación inversa — Dos operaciones que se deshacen entre sí, como × y ÷.</w:t>
-      </w:r>
-    </w:p>
-    <w:p>
-      <w:pPr>
-        <w:spacing w:after="60"/>
-      </w:pPr>
-      <w:r>
-        <w:rPr>
-          <w:b/>
-          <w:bCs/>
-          <w:color w:val="1FA6A2"/>
-          <w:sz w:val="22"/>
-          <w:szCs w:val="22"/>
-        </w:rPr>
-        <w:t xml:space="preserve">☐  </w:t>
-      </w:r>
-      <w:r>
-        <w:rPr>
-          <w:b/>
-          <w:bCs/>
-          <w:color w:val="12355B"/>
-          <w:sz w:val="20"/>
-          <w:szCs w:val="20"/>
-        </w:rPr>
-        <w:t xml:space="preserve">Multiply — </w:t>
-      </w:r>
-      <w:r>
-        <w:rPr>
-          <w:sz w:val="20"/>
-          <w:szCs w:val="20"/>
-        </w:rPr>
-        <w:t xml:space="preserve">To add equal groups again and again.</w:t>
-      </w:r>
-      <w:r>
-        <w:rPr>
-          <w:i/>
-          <w:iCs/>
-          <w:color w:val="5F6F80"/>
-          <w:sz w:val="18"/>
-          <w:szCs w:val="18"/>
-        </w:rPr>
-        <w:br/>
-        <w:t xml:space="preserve">Multiplicar — Sumar grupos iguales una y otra vez.</w:t>
-      </w:r>
-    </w:p>
-    <w:p>
-      <w:pPr>
-        <w:spacing w:after="60"/>
-      </w:pPr>
-      <w:r>
-        <w:rPr>
-          <w:b/>
-          <w:bCs/>
-          <w:color w:val="1FA6A2"/>
-          <w:sz w:val="22"/>
-          <w:szCs w:val="22"/>
-        </w:rPr>
-        <w:t xml:space="preserve">☐  </w:t>
-      </w:r>
-      <w:r>
-        <w:rPr>
-          <w:b/>
-          <w:bCs/>
-          <w:color w:val="12355B"/>
-          <w:sz w:val="20"/>
-          <w:szCs w:val="20"/>
-        </w:rPr>
-        <w:t xml:space="preserve">Divide — </w:t>
-      </w:r>
-      <w:r>
-        <w:rPr>
-          <w:sz w:val="20"/>
-          <w:szCs w:val="20"/>
-        </w:rPr>
-        <w:t xml:space="preserve">To split into equal groups.</w:t>
-      </w:r>
-      <w:r>
-        <w:rPr>
-          <w:i/>
-          <w:iCs/>
-          <w:color w:val="5F6F80"/>
-          <w:sz w:val="18"/>
-          <w:szCs w:val="18"/>
-        </w:rPr>
-        <w:br/>
-        <w:t xml:space="preserve">Dividir — Repartir en grupos iguales.</w:t>
-      </w:r>
-    </w:p>
-    <w:p>
-      <w:pPr>
-        <w:spacing w:after="60"/>
-      </w:pPr>
-      <w:r>
-        <w:rPr>
-          <w:b/>
-          <w:bCs/>
-          <w:color w:val="1FA6A2"/>
-          <w:sz w:val="22"/>
-          <w:szCs w:val="22"/>
-        </w:rPr>
-        <w:t xml:space="preserve">☐  </w:t>
-      </w:r>
-      <w:r>
-        <w:rPr>
-          <w:b/>
-          <w:bCs/>
-          <w:color w:val="12355B"/>
-          <w:sz w:val="20"/>
-          <w:szCs w:val="20"/>
-        </w:rPr>
-        <w:t xml:space="preserve">Isolate — </w:t>
-      </w:r>
-      <w:r>
-        <w:rPr>
-          <w:sz w:val="20"/>
-          <w:szCs w:val="20"/>
-        </w:rPr>
-        <w:t xml:space="preserve">To get the letter by itself on one side.</w:t>
-      </w:r>
-      <w:r>
-        <w:rPr>
-          <w:i/>
-          <w:iCs/>
-          <w:color w:val="5F6F80"/>
-          <w:sz w:val="18"/>
-          <w:szCs w:val="18"/>
-        </w:rPr>
-        <w:br/>
-        <w:t xml:space="preserve">Despejar — Dejar la letra sola en un lado.</w:t>
-      </w:r>
-    </w:p>
-    <w:tbl>
-      <w:tblPr>
-        <w:tblW w:type="pct" w:w="100%"/>
-        <w:tblBorders>
-          <w:top w:val="single" w:color="1FA6A2" w:sz="8"/>
-          <w:left w:val="single" w:color="1FA6A2" w:sz="8"/>
-          <w:bottom w:val="single" w:color="1FA6A2" w:sz="8"/>
-          <w:right w:val="single" w:color="1FA6A2" w:sz="8"/>
-          <w:insideH w:val="single" w:color="auto" w:sz="4"/>
-          <w:insideV w:val="single" w:color="auto" w:sz="4"/>
-        </w:tblBorders>
-      </w:tblPr>
-      <w:tblGrid>
-        <w:gridCol w:w="100"/>
-      </w:tblGrid>
-      <w:tr>
-        <w:tc>
-          <w:tcPr>
-            <w:shd w:fill="F7FFFD" w:color="auto" w:val="clear"/>
-            <w:tcMar>
-              <w:top w:type="dxa" w:w="120"/>
-              <w:left w:type="dxa" w:w="180"/>
-              <w:bottom w:type="dxa" w:w="120"/>
-              <w:right w:type="dxa" w:w="180"/>
-            </w:tcMar>
-          </w:tcPr>
-          <w:p>
-            <w:pPr>
-              <w:spacing w:after="50"/>
-            </w:pPr>
-            <w:r>
-              <w:rPr>
-                <w:b/>
-                <w:bCs/>
-                <w:color w:val="1FA6A2"/>
-                <w:sz w:val="20"/>
-                <w:szCs w:val="20"/>
-              </w:rPr>
-              <w:t xml:space="preserve">Say it first:  </w:t>
-            </w:r>
-            <w:r>
-              <w:rPr>
-                <w:sz w:val="20"/>
-                <w:szCs w:val="20"/>
-              </w:rPr>
-              <w:t xml:space="preserve">Say your idea to a partner or quietly to yourself before you write.</w:t>
-            </w:r>
-          </w:p>
-          <w:p>
-            <w:pPr>
-              <w:spacing w:after="60"/>
-            </w:pPr>
-            <w:r>
-              <w:rPr>
-                <w:color w:val="1A2733"/>
-                <w:sz w:val="21"/>
-                <w:szCs w:val="21"/>
-              </w:rPr>
-              <w:t xml:space="preserve">The detective ordered ___ kits because 7k = 63 means k = 63 ÷ ___ = ___.</w:t>
-            </w:r>
             <w:r>
               <w:rPr>
                 <w:i/>
@@ -2138,7 +1759,7 @@
                 <w:szCs w:val="19"/>
               </w:rPr>
               <w:br/>
-              <w:t xml:space="preserve">Di tu respuesta primero: Mi respuesta es ___ porque ___.</w:t>
+              <w:t xml:space="preserve">¿Cuántos kits pidió la detective? ¿Cómo te ayudaron las operaciones inversas a resolver esto?</w:t>
             </w:r>
           </w:p>
         </w:tc>
@@ -2146,28 +1767,192 @@
     </w:tbl>
     <w:p>
       <w:pPr>
-        <w:pStyle w:val="Heading2"/>
-        <w:spacing w:after="80" w:before="180"/>
-      </w:pPr>
-      <w:r>
-        <w:rPr>
-          <w:b/>
-          <w:bCs/>
-          <w:color w:val="12355B"/>
-          <w:sz w:val="24"/>
-          <w:szCs w:val="24"/>
-        </w:rPr>
-        <w:t xml:space="preserve">3. Build Your Explanation</w:t>
-      </w:r>
+        <w:spacing w:after="100"/>
+      </w:pPr>
       <w:r>
         <w:rPr>
           <w:i/>
           <w:iCs/>
-          <w:color w:val="B97A12"/>
+          <w:color w:val="5F6F80"/>
           <w:sz w:val="19"/>
           <w:szCs w:val="19"/>
         </w:rPr>
-        <w:t xml:space="preserve">   choose your support</w:t>
+        <w:t xml:space="preserve">Say your answer to a partner first. Then write it, using at least two of these words:</w:t>
+      </w:r>
+    </w:p>
+    <w:p>
+      <w:pPr>
+        <w:spacing w:after="40"/>
+      </w:pPr>
+      <w:r>
+        <w:rPr>
+          <w:b/>
+          <w:bCs/>
+          <w:color w:val="1FA6A2"/>
+          <w:sz w:val="22"/>
+          <w:szCs w:val="22"/>
+        </w:rPr>
+        <w:t xml:space="preserve">☐  </w:t>
+      </w:r>
+      <w:r>
+        <w:rPr>
+          <w:b/>
+          <w:bCs/>
+          <w:color w:val="12355B"/>
+          <w:sz w:val="20"/>
+          <w:szCs w:val="20"/>
+        </w:rPr>
+        <w:t xml:space="preserve">Inverse operation</w:t>
+      </w:r>
+      <w:r>
+        <w:rPr>
+          <w:i/>
+          <w:iCs/>
+          <w:color w:val="5F6F80"/>
+          <w:sz w:val="18"/>
+          <w:szCs w:val="18"/>
+        </w:rPr>
+        <w:t xml:space="preserve">  ·  Operación inversa</w:t>
+      </w:r>
+    </w:p>
+    <w:p>
+      <w:pPr>
+        <w:spacing w:after="40"/>
+      </w:pPr>
+      <w:r>
+        <w:rPr>
+          <w:b/>
+          <w:bCs/>
+          <w:color w:val="1FA6A2"/>
+          <w:sz w:val="22"/>
+          <w:szCs w:val="22"/>
+        </w:rPr>
+        <w:t xml:space="preserve">☐  </w:t>
+      </w:r>
+      <w:r>
+        <w:rPr>
+          <w:b/>
+          <w:bCs/>
+          <w:color w:val="12355B"/>
+          <w:sz w:val="20"/>
+          <w:szCs w:val="20"/>
+        </w:rPr>
+        <w:t xml:space="preserve">Multiply</w:t>
+      </w:r>
+      <w:r>
+        <w:rPr>
+          <w:i/>
+          <w:iCs/>
+          <w:color w:val="5F6F80"/>
+          <w:sz w:val="18"/>
+          <w:szCs w:val="18"/>
+        </w:rPr>
+        <w:t xml:space="preserve">  ·  Multiplicar</w:t>
+      </w:r>
+    </w:p>
+    <w:p>
+      <w:pPr>
+        <w:spacing w:after="40"/>
+      </w:pPr>
+      <w:r>
+        <w:rPr>
+          <w:b/>
+          <w:bCs/>
+          <w:color w:val="1FA6A2"/>
+          <w:sz w:val="22"/>
+          <w:szCs w:val="22"/>
+        </w:rPr>
+        <w:t xml:space="preserve">☐  </w:t>
+      </w:r>
+      <w:r>
+        <w:rPr>
+          <w:b/>
+          <w:bCs/>
+          <w:color w:val="12355B"/>
+          <w:sz w:val="20"/>
+          <w:szCs w:val="20"/>
+        </w:rPr>
+        <w:t xml:space="preserve">Divide</w:t>
+      </w:r>
+      <w:r>
+        <w:rPr>
+          <w:i/>
+          <w:iCs/>
+          <w:color w:val="5F6F80"/>
+          <w:sz w:val="18"/>
+          <w:szCs w:val="18"/>
+        </w:rPr>
+        <w:t xml:space="preserve">  ·  Dividir</w:t>
+      </w:r>
+    </w:p>
+    <w:p>
+      <w:pPr>
+        <w:spacing w:after="40"/>
+      </w:pPr>
+      <w:r>
+        <w:rPr>
+          <w:b/>
+          <w:bCs/>
+          <w:color w:val="1FA6A2"/>
+          <w:sz w:val="22"/>
+          <w:szCs w:val="22"/>
+        </w:rPr>
+        <w:t xml:space="preserve">☐  </w:t>
+      </w:r>
+      <w:r>
+        <w:rPr>
+          <w:b/>
+          <w:bCs/>
+          <w:color w:val="12355B"/>
+          <w:sz w:val="20"/>
+          <w:szCs w:val="20"/>
+        </w:rPr>
+        <w:t xml:space="preserve">Isolate</w:t>
+      </w:r>
+      <w:r>
+        <w:rPr>
+          <w:i/>
+          <w:iCs/>
+          <w:color w:val="5F6F80"/>
+          <w:sz w:val="18"/>
+          <w:szCs w:val="18"/>
+        </w:rPr>
+        <w:t xml:space="preserve">  ·  Despejar</w:t>
+      </w:r>
+    </w:p>
+    <w:p>
+      <w:pPr>
+        <w:spacing w:after="40"/>
+      </w:pPr>
+      <w:r>
+        <w:rPr>
+          <w:b/>
+          <w:bCs/>
+          <w:color w:val="1FA6A2"/>
+          <w:sz w:val="22"/>
+          <w:szCs w:val="22"/>
+        </w:rPr>
+        <w:t xml:space="preserve">☐  </w:t>
+      </w:r>
+      <w:r>
+        <w:rPr>
+          <w:b/>
+          <w:bCs/>
+          <w:color w:val="12355B"/>
+          <w:sz w:val="20"/>
+          <w:szCs w:val="20"/>
+        </w:rPr>
+        <w:t xml:space="preserve">Coefficient</w:t>
+      </w:r>
+      <w:r>
+        <w:rPr>
+          <w:i/>
+          <w:iCs/>
+          <w:color w:val="5F6F80"/>
+          <w:sz w:val="18"/>
+          <w:szCs w:val="18"/>
+        </w:rPr>
+        <w:t xml:space="preserve">  ·  Coeficiente</w:t>
       </w:r>
     </w:p>
     <w:tbl>
@@ -2198,21 +1983,6 @@
           </w:tcPr>
           <w:p>
             <w:pPr>
-              <w:spacing w:after="50"/>
-            </w:pPr>
-            <w:r>
-              <w:rPr>
-                <w:i/>
-                <w:iCs/>
-                <w:color w:val="5F6F80"/>
-                <w:sz w:val="19"/>
-                <w:szCs w:val="19"/>
-              </w:rPr>
-              <w:t xml:space="preserve">This model shows the parts of an explanation. It does not answer your writing question.</w:t>
-            </w:r>
-          </w:p>
-          <w:p>
-            <w:pPr>
               <w:spacing w:after="80"/>
             </w:pPr>
             <w:r>
@@ -2223,58 +1993,14 @@
                 <w:sz w:val="19"/>
                 <w:szCs w:val="19"/>
               </w:rPr>
-              <w:t xml:space="preserve">Claim:  </w:t>
+              <w:t xml:space="preserve">Model:  </w:t>
             </w:r>
             <w:r>
               <w:rPr>
                 <w:sz w:val="19"/>
                 <w:szCs w:val="19"/>
               </w:rPr>
-              <w:t xml:space="preserve">In 3x = 21 the variable is multiplied, so I undo it with division.</w:t>
-            </w:r>
-          </w:p>
-          <w:p>
-            <w:pPr>
-              <w:spacing w:after="80"/>
-            </w:pPr>
-            <w:r>
-              <w:rPr>
-                <w:b/>
-                <w:bCs/>
-                <w:color w:val="12355B"/>
-                <w:sz w:val="19"/>
-                <w:szCs w:val="19"/>
-              </w:rPr>
-              <w:t xml:space="preserve">Evidence:  </w:t>
-            </w:r>
-            <w:r>
-              <w:rPr>
-                <w:sz w:val="19"/>
-                <w:szCs w:val="19"/>
-              </w:rPr>
-              <w:t xml:space="preserve">Students read 3x as 3 groups of x, recognize multiplication, and contrast it with addition, knowing they will divide (not subtract) to solve.</w:t>
-            </w:r>
-          </w:p>
-          <w:p>
-            <w:pPr>
-              <w:spacing w:after="80"/>
-            </w:pPr>
-            <w:r>
-              <w:rPr>
-                <w:b/>
-                <w:bCs/>
-                <w:color w:val="12355B"/>
-                <w:sz w:val="19"/>
-                <w:szCs w:val="19"/>
-              </w:rPr>
-              <w:t xml:space="preserve">Reasoning:  </w:t>
-            </w:r>
-            <w:r>
-              <w:rPr>
-                <w:sz w:val="19"/>
-                <w:szCs w:val="19"/>
-              </w:rPr>
-              <w:t xml:space="preserve">This evidence connects the definition of solve multiplication and division equations to the mathematical claim.</w:t>
+              <w:t xml:space="preserve">In 3x = 21 the variable is multiplied, so I undo it with division. — Students read 3x as 3 groups of x, recognize multiplication, and contrast it with addition, knowing they will divide (not subtract) to solve.</w:t>
             </w:r>
           </w:p>
         </w:tc>
@@ -2353,7 +2079,7 @@
           <w:sz w:val="21"/>
           <w:szCs w:val="21"/>
         </w:rPr>
-        <w:t xml:space="preserve">My answer is ___.</w:t>
+        <w:t xml:space="preserve">My answer is ___ because ___.</w:t>
       </w:r>
       <w:r>
         <w:rPr>
@@ -2364,7 +2090,7 @@
           <w:szCs w:val="19"/>
         </w:rPr>
         <w:br/>
-        <w:t xml:space="preserve">Mi respuesta es ___.</w:t>
+        <w:t xml:space="preserve">Mi respuesta es ___ porque ___.</w:t>
       </w:r>
     </w:p>
     <w:tbl>
@@ -2504,7 +2230,7 @@
           <w:sz w:val="21"/>
           <w:szCs w:val="21"/>
         </w:rPr>
-        <w:t xml:space="preserve">I know because ___.</w:t>
+        <w:t xml:space="preserve">My evidence is ___, so ___.</w:t>
       </w:r>
       <w:r>
         <w:rPr>
@@ -2515,31 +2241,7 @@
           <w:szCs w:val="19"/>
         </w:rPr>
         <w:br/>
-        <w:t xml:space="preserve">Lo sé porque ___.</w:t>
-      </w:r>
-    </w:p>
-    <w:p>
-      <w:pPr>
-        <w:spacing w:after="60"/>
-      </w:pPr>
-      <w:r>
-        <w:rPr>
-          <w:color w:val="1A2733"/>
-          <w:sz w:val="21"/>
-          <w:szCs w:val="21"/>
-        </w:rPr>
-        <w:t xml:space="preserve">So ___.</w:t>
-      </w:r>
-      <w:r>
-        <w:rPr>
-          <w:i/>
-          <w:iCs/>
-          <w:color w:val="5F6F80"/>
-          <w:sz w:val="19"/>
-          <w:szCs w:val="19"/>
-        </w:rPr>
-        <w:br/>
-        <w:t xml:space="preserve">Entonces ___.</w:t>
+        <w:t xml:space="preserve">Mi evidencia es ___, entonces ___.</w:t>
       </w:r>
     </w:p>
     <w:tbl>
@@ -2645,78 +2347,6 @@
         <w:t xml:space="preserve">Escribe una afirmación, da evidencia matemática y explica tu razonamiento.</w:t>
       </w:r>
     </w:p>
-    <w:p>
-      <w:pPr>
-        <w:spacing w:after="60"/>
-      </w:pPr>
-      <w:r>
-        <w:rPr>
-          <w:color w:val="1A2733"/>
-          <w:sz w:val="21"/>
-          <w:szCs w:val="21"/>
-        </w:rPr>
-        <w:t xml:space="preserve">My claim is ___.</w:t>
-      </w:r>
-      <w:r>
-        <w:rPr>
-          <w:i/>
-          <w:iCs/>
-          <w:color w:val="5F6F80"/>
-          <w:sz w:val="19"/>
-          <w:szCs w:val="19"/>
-        </w:rPr>
-        <w:br/>
-        <w:t xml:space="preserve">Mi afirmación es ___.</w:t>
-      </w:r>
-    </w:p>
-    <w:p>
-      <w:pPr>
-        <w:spacing w:after="60"/>
-      </w:pPr>
-      <w:r>
-        <w:rPr>
-          <w:color w:val="1A2733"/>
-          <w:sz w:val="21"/>
-          <w:szCs w:val="21"/>
-        </w:rPr>
-        <w:t xml:space="preserve">My math evidence is ___.</w:t>
-      </w:r>
-      <w:r>
-        <w:rPr>
-          <w:i/>
-          <w:iCs/>
-          <w:color w:val="5F6F80"/>
-          <w:sz w:val="19"/>
-          <w:szCs w:val="19"/>
-        </w:rPr>
-        <w:br/>
-        <w:t xml:space="preserve">Mi evidencia matemática es ___.</w:t>
-      </w:r>
-    </w:p>
-    <w:p>
-      <w:pPr>
-        <w:spacing w:after="60"/>
-      </w:pPr>
-      <w:r>
-        <w:rPr>
-          <w:color w:val="1A2733"/>
-          <w:sz w:val="21"/>
-          <w:szCs w:val="21"/>
-        </w:rPr>
-        <w:t xml:space="preserve">This proves ___ because ___.</w:t>
-      </w:r>
-      <w:r>
-        <w:rPr>
-          <w:i/>
-          <w:iCs/>
-          <w:color w:val="5F6F80"/>
-          <w:sz w:val="19"/>
-          <w:szCs w:val="19"/>
-        </w:rPr>
-        <w:br/>
-        <w:t xml:space="preserve">Esto demuestra ___ porque ___.</w:t>
-      </w:r>
-    </w:p>
     <w:tbl>
       <w:tblPr>
         <w:tblW w:type="pct" w:w="100%"/>
@@ -2799,7 +2429,7 @@
           <w:sz w:val="24"/>
           <w:szCs w:val="24"/>
         </w:rPr>
-        <w:t xml:space="preserve">4. Check Your Explanation</w:t>
+        <w:t xml:space="preserve">Check Your Explanation</w:t>
       </w:r>
       <w:r>
         <w:rPr>
@@ -2809,7 +2439,7 @@
           <w:sz w:val="19"/>
           <w:szCs w:val="19"/>
         </w:rPr>
-        <w:t xml:space="preserve">   five quick checks</w:t>
+        <w:t xml:space="preserve">   three quick checks</w:t>
       </w:r>
     </w:p>
     <w:p>
@@ -2833,17 +2463,6 @@
         </w:rPr>
         <w:t xml:space="preserve">I answered the question.</w:t>
       </w:r>
-      <w:r>
-        <w:rPr>
-          <w:i/>
-          <w:iCs/>
-          <w:color w:val="5F6F80"/>
-          <w:sz w:val="18"/>
-          <w:szCs w:val="18"/>
-        </w:rPr>
-        <w:br/>
-        <w:t xml:space="preserve">Respondí la pregunta.</w:t>
-      </w:r>
     </w:p>
     <w:p>
       <w:pPr>
@@ -2864,18 +2483,7 @@
           <w:sz w:val="20"/>
           <w:szCs w:val="20"/>
         </w:rPr>
-        <w:t xml:space="preserve">I used math evidence: numbers, an equation, a model, or a comparison.</w:t>
-      </w:r>
-      <w:r>
-        <w:rPr>
-          <w:i/>
-          <w:iCs/>
-          <w:color w:val="5F6F80"/>
-          <w:sz w:val="18"/>
-          <w:szCs w:val="18"/>
-        </w:rPr>
-        <w:br/>
-        <w:t xml:space="preserve">Usé evidencia matemática: números, una ecuación, un modelo o una comparación.</w:t>
+        <w:t xml:space="preserve">I used math evidence: numbers, an equation, or a model.</w:t>
       </w:r>
     </w:p>
     <w:p>
@@ -2897,84 +2505,7 @@
           <w:sz w:val="20"/>
           <w:szCs w:val="20"/>
         </w:rPr>
-        <w:t xml:space="preserve">I explained how the evidence proves my answer.</w:t>
-      </w:r>
-      <w:r>
-        <w:rPr>
-          <w:i/>
-          <w:iCs/>
-          <w:color w:val="5F6F80"/>
-          <w:sz w:val="18"/>
-          <w:szCs w:val="18"/>
-        </w:rPr>
-        <w:br/>
-        <w:t xml:space="preserve">Expliqué cómo la evidencia demuestra mi respuesta.</w:t>
-      </w:r>
-    </w:p>
-    <w:p>
-      <w:pPr>
-        <w:spacing w:after="80"/>
-      </w:pPr>
-      <w:r>
-        <w:rPr>
-          <w:b/>
-          <w:bCs/>
-          <w:color w:val="1FA6A2"/>
-          <w:sz w:val="22"/>
-          <w:szCs w:val="22"/>
-        </w:rPr>
-        <w:t xml:space="preserve">☐  </w:t>
-      </w:r>
-      <w:r>
-        <w:rPr>
-          <w:sz w:val="20"/>
-          <w:szCs w:val="20"/>
-        </w:rPr>
         <w:t xml:space="preserve">I used at least two math words.</w:t>
-      </w:r>
-      <w:r>
-        <w:rPr>
-          <w:i/>
-          <w:iCs/>
-          <w:color w:val="5F6F80"/>
-          <w:sz w:val="18"/>
-          <w:szCs w:val="18"/>
-        </w:rPr>
-        <w:br/>
-        <w:t xml:space="preserve">Usé por lo menos dos palabras matemáticas.</w:t>
-      </w:r>
-    </w:p>
-    <w:p>
-      <w:pPr>
-        <w:spacing w:after="80"/>
-      </w:pPr>
-      <w:r>
-        <w:rPr>
-          <w:b/>
-          <w:bCs/>
-          <w:color w:val="1FA6A2"/>
-          <w:sz w:val="22"/>
-          <w:szCs w:val="22"/>
-        </w:rPr>
-        <w:t xml:space="preserve">☐  </w:t>
-      </w:r>
-      <w:r>
-        <w:rPr>
-          <w:sz w:val="20"/>
-          <w:szCs w:val="20"/>
-        </w:rPr>
-        <w:t xml:space="preserve">I reread complete sentences and punctuation.</w:t>
-      </w:r>
-      <w:r>
-        <w:rPr>
-          <w:i/>
-          <w:iCs/>
-          <w:color w:val="5F6F80"/>
-          <w:sz w:val="18"/>
-          <w:szCs w:val="18"/>
-        </w:rPr>
-        <w:br/>
-        <w:t xml:space="preserve">Volví a leer mis oraciones completas y la puntuación.</w:t>
       </w:r>
     </w:p>
     <w:p>
@@ -5187,7 +4718,7 @@
           <w:sz w:val="20"/>
           <w:szCs w:val="20"/>
         </w:rPr>
-        <w:t xml:space="preserve">☐  I answered the question.</w:t>
+        <w:t xml:space="preserve">☐  The answer to the math question is correct.</w:t>
       </w:r>
     </w:p>
     <w:p>
@@ -5199,7 +4730,7 @@
           <w:sz w:val="20"/>
           <w:szCs w:val="20"/>
         </w:rPr>
-        <w:t xml:space="preserve">☐  I used math evidence: numbers, an equation, a model, or a comparison.</w:t>
+        <w:t xml:space="preserve">☐  The evidence is real lesson mathematics (numbers, equation, or model), not restated claim.</w:t>
       </w:r>
     </w:p>
     <w:p>
@@ -5211,31 +4742,7 @@
           <w:sz w:val="20"/>
           <w:szCs w:val="20"/>
         </w:rPr>
-        <w:t xml:space="preserve">☐  I explained how the evidence proves my answer.</w:t>
-      </w:r>
-    </w:p>
-    <w:p>
-      <w:pPr>
-        <w:spacing w:after="80"/>
-      </w:pPr>
-      <w:r>
-        <w:rPr>
-          <w:sz w:val="20"/>
-          <w:szCs w:val="20"/>
-        </w:rPr>
-        <w:t xml:space="preserve">☐  I used at least two math words.</w:t>
-      </w:r>
-    </w:p>
-    <w:p>
-      <w:pPr>
-        <w:spacing w:after="80"/>
-      </w:pPr>
-      <w:r>
-        <w:rPr>
-          <w:sz w:val="20"/>
-          <w:szCs w:val="20"/>
-        </w:rPr>
-        <w:t xml:space="preserve">☐  I reread complete sentences and punctuation.</w:t>
+        <w:t xml:space="preserve">☐  The support level changed the language scaffolding, never the mathematical expectation.</w:t>
       </w:r>
     </w:p>
     <w:sectPr>
